--- a/eng/docx/45.content.docx
+++ b/eng/docx/45.content.docx
@@ -19,7 +19,7 @@
         <w:rPr>
           <w:lang w:val="en_US" w:bidi="en_US"/>
         </w:rPr>
-        <w:t>Resource: Study Notes - Book Intros (Tyndale)</w:t>
+        <w:t>Resource: Tyndale Open Study Notes</w:t>
       </w:r>
       <w:r>
         <w:rPr>
@@ -112,7 +112,7 @@
         <w:rPr>
           <w:lang w:val="en_US" w:bidi="en_US"/>
         </w:rPr>
-        <w:t>Study Notes - Book Intros (Tyndale)</w:t>
+        <w:t>Tyndale Open Study Notes</w:t>
       </w:r>
     </w:p>
     <w:p>

--- a/eng/docx/45.content.docx
+++ b/eng/docx/45.content.docx
@@ -231,7 +231,7 @@
         <w:rPr>
           <w:lang w:val="en_US" w:bidi="en_US"/>
         </w:rPr>
-        <w:t>Romans has been called the greatest theological document ever written. In this letter, the apostle Paul explains the Good News—the climactic revelation of God to the world through his Son, the Lord Jesus Christ. Paul reflects on the human condition, on the meaning of our lives on earth, and on our hope for the world to come. He constantly moves us back to the fundamentals of God’s truth revealed in Christ, and he teaches us to deal with the problems, failures, and disputes that characterize life in this world.</w:t>
+        <w:t>Some have called the book of Romans the greatest theological document ever written. In this letter, the apostle Paul explains the good news: God has made himself known to the world through his Son, the Lord Jesus Christ. Paul writes about the human condition, why our lives on earth matter, and the hope God gives for the future. He constantly emphasizes the basics of God’s truth revealed in Christ. He also teaches believers how to face the problems, failures, and disagreements that are part of life in this world.</w:t>
       </w:r>
     </w:p>
     <w:p>
@@ -256,7 +256,7 @@
         <w:rPr>
           <w:lang w:val="en_US" w:bidi="en_US"/>
         </w:rPr>
-        <w:t xml:space="preserve">We do not know who first brought the Good News to Rome. Perhaps Jews from Rome who were converted when God first poured out his Spirit on the day of Pentecost (see </w:t>
+        <w:t xml:space="preserve">We do not know who first brought the gospel to Rome. Some Jews from Rome may have believed in Jesus when God first gave his Spirit on the day of Pentecost (see </w:t>
       </w:r>
       <w:hyperlink r:id="rId13">
         <w:r>
@@ -274,7 +274,7 @@
         <w:rPr>
           <w:lang w:val="en_US" w:bidi="en_US"/>
         </w:rPr>
-        <w:t>) took the message back to their home city. Several “house churches” quickly grew up, made up primarily of converts from Judaism.</w:t>
+        <w:t>). Then they may have taken the message back to Rome. Soon, several house churches began to grow. Most of the believers in these churches had converted from Judaism.</w:t>
       </w:r>
     </w:p>
     <w:p>
@@ -288,7 +288,7 @@
         <w:rPr>
           <w:lang w:val="en_US" w:bidi="en_US"/>
         </w:rPr>
-        <w:t xml:space="preserve">In AD 49, the Emperor Claudius expelled all Jews from Rome—including Jewish Christians (see </w:t>
+        <w:t xml:space="preserve">In AD 49, Emperor Claudius forced all Jews to leave Rome. This included Jewish Christians (see </w:t>
       </w:r>
       <w:hyperlink r:id="rId14">
         <w:r>
@@ -306,7 +306,7 @@
         <w:rPr>
           <w:lang w:val="en_US" w:bidi="en_US"/>
         </w:rPr>
-        <w:t>). Although Paul had never visited Rome (</w:t>
+        <w:t>). Paul had never visited Rome (</w:t>
       </w:r>
       <w:hyperlink r:id="rId15">
         <w:r>
@@ -317,14 +317,14 @@
             <w:color w:val="0000EE"/>
             <w:u w:val="single"/>
           </w:rPr>
-          <w:t>Rom 1:13</w:t>
+          <w:t>Romans 1:13</w:t>
         </w:r>
       </w:hyperlink>
       <w:r>
         <w:rPr>
           <w:lang w:val="en_US" w:bidi="en_US"/>
         </w:rPr>
-        <w:t>), in his travels he met some of these Roman Christians, such as Priscilla and Aquila (</w:t>
+        <w:t>). But during his travels, he met some Christians from Rome, including Priscilla (also called Prisca) and Aquil (</w:t>
       </w:r>
       <w:hyperlink r:id="rId16">
         <w:r>
@@ -335,14 +335,14 @@
             <w:color w:val="0000EE"/>
             <w:u w:val="single"/>
           </w:rPr>
-          <w:t>Rom 16:3–4</w:t>
+          <w:t>Romans 16:3–4</w:t>
         </w:r>
       </w:hyperlink>
       <w:r>
         <w:rPr>
           <w:lang w:val="en_US" w:bidi="en_US"/>
         </w:rPr>
-        <w:t xml:space="preserve">; cp. </w:t>
+        <w:t xml:space="preserve">; compare </w:t>
       </w:r>
       <w:hyperlink r:id="rId14">
         <w:r>
@@ -374,7 +374,21 @@
         <w:rPr>
           <w:lang w:val="en_US" w:bidi="en_US"/>
         </w:rPr>
-        <w:t xml:space="preserve">Claudius’s decree eventually lapsed, so by the time Paul wrote his letter to the Romans, many Jewish Christians had returned to Rome. However, in their absence, the Gentile Christians had taken the lead in the Christian community in Rome. Therefore, when Paul wrote to the Roman Christians (probably around AD 57), the Roman Christian community was divided into two major factions. The Gentile Christians now comprised the majority group, and they were naturally less concerned about continuity with the Old Testament or with the demands of the law of Moses than their Jewish brothers and sisters. They apparently even looked down on the Jewish Christians (see </w:t>
+        <w:t>Claudius’s order later ended. So by the time Paul wrote Romans, many Jewish Christians had returned to Rome. But while they were away, the Gentile Christians had become the leaders of the Christian community there.</w:t>
+      </w:r>
+    </w:p>
+    <w:p>
+      <w:pPr/>
+      <w:r>
+        <w:rPr>
+          <w:lang w:val="en_US" w:bidi="en_US"/>
+        </w:rPr>
+      </w:r>
+      <w:r>
+        <w:rPr>
+          <w:lang w:val="en_US" w:bidi="en_US"/>
+        </w:rPr>
+        <w:t xml:space="preserve">Paul probably wrote Romans around AD 57. At that time, the Christian community in Rome was divided into two main groups. The Gentile Christians were now the larger group. They were less focused on the Old Testament and the law of Moses than the Jewish Christians were. Some of them may even have looked down on the Jewish Christians (see </w:t>
       </w:r>
       <w:hyperlink r:id="rId17">
         <w:r>
@@ -385,14 +399,28 @@
             <w:color w:val="0000EE"/>
             <w:u w:val="single"/>
           </w:rPr>
-          <w:t>Rom 11:25</w:t>
+          <w:t>Romans 11:25</w:t>
         </w:r>
       </w:hyperlink>
       <w:r>
         <w:rPr>
           <w:lang w:val="en_US" w:bidi="en_US"/>
         </w:rPr>
-        <w:t>). The minority Jewish Christians, for their part, reacted to the Gentile-Christian majority by insisting on adherence to certain aspects of the law of Moses. Paul wrote this letter to the Roman Christians to address this theological and social division, a schism that had at its heart the question of continuity and discontinuity between Jewish and Christian faith.</w:t>
+        <w:t>). The Jewish Christians were now the smaller group. In response, some of them insisted that believers should follow certain parts of the law of Moses.</w:t>
+      </w:r>
+    </w:p>
+    <w:p>
+      <w:pPr/>
+      <w:r>
+        <w:rPr>
+          <w:lang w:val="en_US" w:bidi="en_US"/>
+        </w:rPr>
+      </w:r>
+      <w:r>
+        <w:rPr>
+          <w:lang w:val="en_US" w:bidi="en_US"/>
+        </w:rPr>
+        <w:t>Paul wrote Romans to address this divide. The problem was both theological and social. At its center was this question: How is Christian faith connected to Jewish faith, and how is it different?</w:t>
       </w:r>
     </w:p>
     <w:p>
@@ -417,7 +445,7 @@
         <w:rPr>
           <w:lang w:val="en_US" w:bidi="en_US"/>
         </w:rPr>
-        <w:t>In the introduction of the letter (</w:t>
+        <w:t>In the opening part of the letter, Paul introduces himself and the Roman Christians (</w:t>
       </w:r>
       <w:hyperlink r:id="rId18">
         <w:r>
@@ -428,14 +456,14 @@
             <w:color w:val="0000EE"/>
             <w:u w:val="single"/>
           </w:rPr>
-          <w:t>1:1–17</w:t>
+          <w:t>1:1–17.</w:t>
         </w:r>
       </w:hyperlink>
       <w:r>
         <w:rPr>
           <w:lang w:val="en_US" w:bidi="en_US"/>
         </w:rPr>
-        <w:t>), Paul identifies himself and his readers (</w:t>
+        <w:t xml:space="preserve"> He thanks God for them (</w:t>
       </w:r>
       <w:hyperlink r:id="rId19">
         <w:r>
@@ -453,27 +481,9 @@
         <w:rPr>
           <w:lang w:val="en_US" w:bidi="en_US"/>
         </w:rPr>
-        <w:t>), expresses thanks for the Roman Christians (</w:t>
+        <w:t xml:space="preserve">). He also introduces the main theme of the letter: the good news about Jesus ("the gospel,” </w:t>
       </w:r>
       <w:hyperlink r:id="rId20">
-        <w:r>
-          <w:rPr>
-            <w:lang w:val="en_US" w:bidi="en_US"/>
-          </w:rPr>
-          <w:rPr>
-            <w:color w:val="0000EE"/>
-            <w:u w:val="single"/>
-          </w:rPr>
-          <w:t>1:8–15</w:t>
-        </w:r>
-      </w:hyperlink>
-      <w:r>
-        <w:rPr>
-          <w:lang w:val="en_US" w:bidi="en_US"/>
-        </w:rPr>
-        <w:t>), and introduces the theme of the letter: the “Good News about Christ” (</w:t>
-      </w:r>
-      <w:hyperlink r:id="rId21">
         <w:r>
           <w:rPr>
             <w:lang w:val="en_US" w:bidi="en_US"/>
@@ -503,9 +513,9 @@
         <w:rPr>
           <w:lang w:val="en_US" w:bidi="en_US"/>
         </w:rPr>
-        <w:t>Before elaborating on this Good News, Paul sets out the dark backdrop of universal human sinfulness that makes the Good News necessary. Both Gentiles (</w:t>
-      </w:r>
-      <w:hyperlink r:id="rId22">
+        <w:t>Before Paul explains this good news, he shows why all people need it. All people have sinned against God. Gentiles have turned away from what God showed them about himself (</w:t>
+      </w:r>
+      <w:hyperlink r:id="rId21">
         <w:r>
           <w:rPr>
             <w:lang w:val="en_US" w:bidi="en_US"/>
@@ -521,9 +531,9 @@
         <w:rPr>
           <w:lang w:val="en_US" w:bidi="en_US"/>
         </w:rPr>
-        <w:t>) and Jews (</w:t>
-      </w:r>
-      <w:hyperlink r:id="rId23">
+        <w:t>). Jews have also turned away from what God showed them (</w:t>
+      </w:r>
+      <w:hyperlink r:id="rId22">
         <w:r>
           <w:rPr>
             <w:lang w:val="en_US" w:bidi="en_US"/>
@@ -539,9 +549,9 @@
         <w:rPr>
           <w:lang w:val="en_US" w:bidi="en_US"/>
         </w:rPr>
-        <w:t>) have turned away from God’s revelation of himself. All are “under the power of sinunder sin” and cannot be made right with God by anything they do (</w:t>
-      </w:r>
-      <w:hyperlink r:id="rId24">
+        <w:t>). All are "under sin," that is, under sin’s power (</w:t>
+      </w:r>
+      <w:hyperlink r:id="rId23">
         <w:r>
           <w:rPr>
             <w:lang w:val="en_US" w:bidi="en_US"/>
@@ -557,7 +567,7 @@
         <w:rPr>
           <w:lang w:val="en_US" w:bidi="en_US"/>
         </w:rPr>
-        <w:t>).</w:t>
+        <w:t>). No one can be made right with God by what they do.</w:t>
       </w:r>
     </w:p>
     <w:p>
@@ -571,9 +581,9 @@
         <w:rPr>
           <w:lang w:val="en_US" w:bidi="en_US"/>
         </w:rPr>
-        <w:t>Into this hopeless situation comes the Good News, which reveals a new “way to be made right” with God. God provided this new way by sending Jesus as a sacrifice for sin, and all human beings can gain the benefits of that sacrifice by faith (</w:t>
-      </w:r>
-      <w:hyperlink r:id="rId25">
+        <w:t>Into this hopeless situation comes the good news. It shows a new way to be made right with God. God provided this way by sending Jesus as a sacrifice for sin. All people can receive the benefits of this sacrifice by faith (</w:t>
+      </w:r>
+      <w:hyperlink r:id="rId24">
         <w:r>
           <w:rPr>
             <w:lang w:val="en_US" w:bidi="en_US"/>
@@ -589,9 +599,23 @@
         <w:rPr>
           <w:lang w:val="en_US" w:bidi="en_US"/>
         </w:rPr>
-        <w:t xml:space="preserve">). In </w:t>
-      </w:r>
-      <w:hyperlink r:id="rId26">
+        <w:t xml:space="preserve">). </w:t>
+      </w:r>
+    </w:p>
+    <w:p>
+      <w:pPr/>
+      <w:r>
+        <w:rPr>
+          <w:lang w:val="en_US" w:bidi="en_US"/>
+        </w:rPr>
+      </w:r>
+      <w:r>
+        <w:rPr>
+          <w:lang w:val="en_US" w:bidi="en_US"/>
+        </w:rPr>
+        <w:t xml:space="preserve">In </w:t>
+      </w:r>
+      <w:hyperlink r:id="rId25">
         <w:r>
           <w:rPr>
             <w:lang w:val="en_US" w:bidi="en_US"/>
@@ -607,9 +631,9 @@
         <w:rPr>
           <w:lang w:val="en_US" w:bidi="en_US"/>
         </w:rPr>
-        <w:t>, Paul highlights the nature and centrality of faith. He shows that faith excludes boasting and that it enables both Jews and Gentiles to have equal access to God’s grace in Christ (</w:t>
-      </w:r>
-      <w:hyperlink r:id="rId27">
+        <w:t>, Paul explains why faith is so important. Faith leaves no room for boasting. It also gives both Jews and Gentiles the same access to God’s grace in Christ (</w:t>
+      </w:r>
+      <w:hyperlink r:id="rId26">
         <w:r>
           <w:rPr>
             <w:lang w:val="en_US" w:bidi="en_US"/>
@@ -625,9 +649,9 @@
         <w:rPr>
           <w:lang w:val="en_US" w:bidi="en_US"/>
         </w:rPr>
-        <w:t>). He develops these same points through reference to Abraham (</w:t>
-      </w:r>
-      <w:hyperlink r:id="rId28">
+        <w:t xml:space="preserve">). develops these same points through reference to Abraham (chapter </w:t>
+      </w:r>
+      <w:hyperlink r:id="rId27">
         <w:r>
           <w:rPr>
             <w:lang w:val="en_US" w:bidi="en_US"/>
@@ -659,7 +683,7 @@
         </w:rPr>
         <w:t xml:space="preserve">In </w:t>
       </w:r>
-      <w:hyperlink r:id="rId29">
+      <w:hyperlink r:id="rId28">
         <w:r>
           <w:rPr>
             <w:lang w:val="en_US" w:bidi="en_US"/>
@@ -668,16 +692,16 @@
             <w:color w:val="0000EE"/>
             <w:u w:val="single"/>
           </w:rPr>
-          <w:t>chs 5–8</w:t>
+          <w:t>chapters 5–8</w:t>
         </w:r>
       </w:hyperlink>
       <w:r>
         <w:rPr>
           <w:lang w:val="en_US" w:bidi="en_US"/>
         </w:rPr>
-        <w:t>, Paul discusses the assurance or security of salvation. The assurance that believers will share God’s glory (</w:t>
-      </w:r>
-      <w:hyperlink r:id="rId30">
+        <w:t>, Paul discusses the assurance or security of salvation. Believers can be sure that they will share in God’s glory (</w:t>
+      </w:r>
+      <w:hyperlink r:id="rId29">
         <w:r>
           <w:rPr>
             <w:lang w:val="en_US" w:bidi="en_US"/>
@@ -693,9 +717,9 @@
         <w:rPr>
           <w:lang w:val="en_US" w:bidi="en_US"/>
         </w:rPr>
-        <w:t>) is based on the way in which Jesus Christ more than reversed the terrible effects of Adam’s sin (</w:t>
-      </w:r>
-      <w:hyperlink r:id="rId31">
+        <w:t>). This hope is based on what Jesus Christ has done. Jesus more than reversed the terrible effects of Adam’s sin (</w:t>
+      </w:r>
+      <w:hyperlink r:id="rId30">
         <w:r>
           <w:rPr>
             <w:lang w:val="en_US" w:bidi="en_US"/>
@@ -711,7 +735,39 @@
         <w:rPr>
           <w:lang w:val="en_US" w:bidi="en_US"/>
         </w:rPr>
-        <w:t>). Neither sin (</w:t>
+        <w:t xml:space="preserve">). </w:t>
+      </w:r>
+    </w:p>
+    <w:p>
+      <w:pPr/>
+      <w:r>
+        <w:rPr>
+          <w:lang w:val="en_US" w:bidi="en_US"/>
+        </w:rPr>
+      </w:r>
+      <w:r>
+        <w:rPr>
+          <w:lang w:val="en_US" w:bidi="en_US"/>
+        </w:rPr>
+        <w:t>Sin cannot stop God from completing his purposes for believers (</w:t>
+      </w:r>
+      <w:hyperlink r:id="rId31">
+        <w:r>
+          <w:rPr>
+            <w:lang w:val="en_US" w:bidi="en_US"/>
+          </w:rPr>
+          <w:rPr>
+            <w:color w:val="0000EE"/>
+            <w:u w:val="single"/>
+          </w:rPr>
+          <w:t>chapter 6</w:t>
+        </w:r>
+      </w:hyperlink>
+      <w:r>
+        <w:rPr>
+          <w:lang w:val="en_US" w:bidi="en_US"/>
+        </w:rPr>
+        <w:t>). The law also cannot stop him (</w:t>
       </w:r>
       <w:hyperlink r:id="rId32">
         <w:r>
@@ -722,34 +778,16 @@
             <w:color w:val="0000EE"/>
             <w:u w:val="single"/>
           </w:rPr>
-          <w:t>ch 6</w:t>
+          <w:t>chapter 7</w:t>
         </w:r>
       </w:hyperlink>
       <w:r>
         <w:rPr>
           <w:lang w:val="en_US" w:bidi="en_US"/>
         </w:rPr>
-        <w:t>) nor the law (</w:t>
+        <w:t>) can stop God from fulfilling his plans for Christians. The Holy Spirit frees believers from death (</w:t>
       </w:r>
       <w:hyperlink r:id="rId33">
-        <w:r>
-          <w:rPr>
-            <w:lang w:val="en_US" w:bidi="en_US"/>
-          </w:rPr>
-          <w:rPr>
-            <w:color w:val="0000EE"/>
-            <w:u w:val="single"/>
-          </w:rPr>
-          <w:t>ch 7</w:t>
-        </w:r>
-      </w:hyperlink>
-      <w:r>
-        <w:rPr>
-          <w:lang w:val="en_US" w:bidi="en_US"/>
-        </w:rPr>
-        <w:t>) can prevent God from accomplishing his purposes for the believer. The Holy Spirit liberates believers from death (</w:t>
-      </w:r>
-      <w:hyperlink r:id="rId34">
         <w:r>
           <w:rPr>
             <w:lang w:val="en_US" w:bidi="en_US"/>
@@ -765,9 +803,9 @@
         <w:rPr>
           <w:lang w:val="en_US" w:bidi="en_US"/>
         </w:rPr>
-        <w:t>) and assures them that the sufferings of this life will not keep them from the glory to which God has destined them (</w:t>
-      </w:r>
-      <w:hyperlink r:id="rId35">
+        <w:t>). He also assures them that present suffering will not keep them from the glory God has planned for them (</w:t>
+      </w:r>
+      <w:hyperlink r:id="rId34">
         <w:r>
           <w:rPr>
             <w:lang w:val="en_US" w:bidi="en_US"/>
@@ -797,9 +835,9 @@
         <w:rPr>
           <w:lang w:val="en_US" w:bidi="en_US"/>
         </w:rPr>
-        <w:t>The Good News can only truly be “good news” if the message of Christ stands in continuity with God’s promises in the Old Testament. But the unbelief of so many Jews might seem to show that God’s promises to Israel are not being fulfilled (</w:t>
-      </w:r>
-      <w:hyperlink r:id="rId36">
+        <w:t>The good news (“the gospel”) is truly good news only if the message about Christ continues God’s promises in the Old Testament. But many Jews did not believe in Christ. This might seem to mean that God’s promises to Israel were not being fulfilled (</w:t>
+      </w:r>
+      <w:hyperlink r:id="rId35">
         <w:r>
           <w:rPr>
             <w:lang w:val="en_US" w:bidi="en_US"/>
@@ -815,9 +853,23 @@
         <w:rPr>
           <w:lang w:val="en_US" w:bidi="en_US"/>
         </w:rPr>
-        <w:t xml:space="preserve">). So, in </w:t>
-      </w:r>
-      <w:hyperlink r:id="rId37">
+        <w:t xml:space="preserve">). </w:t>
+      </w:r>
+    </w:p>
+    <w:p>
+      <w:pPr/>
+      <w:r>
+        <w:rPr>
+          <w:lang w:val="en_US" w:bidi="en_US"/>
+        </w:rPr>
+      </w:r>
+      <w:r>
+        <w:rPr>
+          <w:lang w:val="en_US" w:bidi="en_US"/>
+        </w:rPr>
+        <w:t xml:space="preserve">So in </w:t>
+      </w:r>
+      <w:hyperlink r:id="rId36">
         <w:r>
           <w:rPr>
             <w:lang w:val="en_US" w:bidi="en_US"/>
@@ -826,16 +878,16 @@
             <w:color w:val="0000EE"/>
             <w:u w:val="single"/>
           </w:rPr>
-          <w:t>chs 9–11</w:t>
+          <w:t>chapters 9–11</w:t>
         </w:r>
       </w:hyperlink>
       <w:r>
         <w:rPr>
           <w:lang w:val="en_US" w:bidi="en_US"/>
         </w:rPr>
-        <w:t>, Paul demonstrates that God is being faithful to his promises. God had never promised salvation to all Jews, but only to a remnant (</w:t>
-      </w:r>
-      <w:hyperlink r:id="rId38">
+        <w:t>, Paul shows that God is faithful to his promises. God had never promised salvation to all Jews, but only to a remnant, a smaller group he preserved (</w:t>
+      </w:r>
+      <w:hyperlink r:id="rId37">
         <w:r>
           <w:rPr>
             <w:lang w:val="en_US" w:bidi="en_US"/>
@@ -851,9 +903,9 @@
         <w:rPr>
           <w:lang w:val="en_US" w:bidi="en_US"/>
         </w:rPr>
-        <w:t>). The Jews themselves are responsible for their predicament because they refuse to recognize the fulfillment of God’s promises in Christ (</w:t>
-      </w:r>
-      <w:hyperlink r:id="rId39">
+        <w:t>). The Jews were responsible for their situation because they refused to recognize that God’s promises were fulfilled in Christ (</w:t>
+      </w:r>
+      <w:hyperlink r:id="rId38">
         <w:r>
           <w:rPr>
             <w:lang w:val="en_US" w:bidi="en_US"/>
@@ -869,9 +921,9 @@
         <w:rPr>
           <w:lang w:val="en_US" w:bidi="en_US"/>
         </w:rPr>
-        <w:t>). Nonetheless, God is faithfully preserving a remnant of Jewish believers (</w:t>
-      </w:r>
-      <w:hyperlink r:id="rId40">
+        <w:t>). Even so, God was still preserving a remnant of Jewish believers (</w:t>
+      </w:r>
+      <w:hyperlink r:id="rId39">
         <w:r>
           <w:rPr>
             <w:lang w:val="en_US" w:bidi="en_US"/>
@@ -887,9 +939,9 @@
         <w:rPr>
           <w:lang w:val="en_US" w:bidi="en_US"/>
         </w:rPr>
-        <w:t>), and God has still more to accomplish for his people Israel (</w:t>
-      </w:r>
-      <w:hyperlink r:id="rId41">
+        <w:t>). God also still had more to do for his people Israel (</w:t>
+      </w:r>
+      <w:hyperlink r:id="rId40">
         <w:r>
           <w:rPr>
             <w:lang w:val="en_US" w:bidi="en_US"/>
@@ -919,9 +971,9 @@
         <w:rPr>
           <w:lang w:val="en_US" w:bidi="en_US"/>
         </w:rPr>
-        <w:t xml:space="preserve">The Good News rescues people from the penalty of sin, and it also transforms a person’s life. In </w:t>
-      </w:r>
-      <w:hyperlink r:id="rId42">
+        <w:t xml:space="preserve">Trusting in the good news about Jesus rescues people from the punishment of sin. It also changes a person’s life. In </w:t>
+      </w:r>
+      <w:hyperlink r:id="rId41">
         <w:r>
           <w:rPr>
             <w:lang w:val="en_US" w:bidi="en_US"/>
@@ -937,9 +989,9 @@
         <w:rPr>
           <w:lang w:val="en_US" w:bidi="en_US"/>
         </w:rPr>
-        <w:t>, Paul turns his attention to the transforming power of the Good News. This transformation demands a whole new way of thinking and living (</w:t>
-      </w:r>
-      <w:hyperlink r:id="rId43">
+        <w:t>, Paul explains the transforming power of the good news. This change calls for a new way of thinking and living (</w:t>
+      </w:r>
+      <w:hyperlink r:id="rId42">
         <w:r>
           <w:rPr>
             <w:lang w:val="en_US" w:bidi="en_US"/>
@@ -955,9 +1007,27 @@
         <w:rPr>
           <w:lang w:val="en_US" w:bidi="en_US"/>
         </w:rPr>
-        <w:t>). The transformed life will be fleshed out in community harmony (</w:t>
-      </w:r>
-      <w:hyperlink r:id="rId44">
+        <w:t>). A changed life shows itself in:</w:t>
+      </w:r>
+    </w:p>
+    <w:p>
+      <w:pPr>
+        <w:pStyle w:val="ListBullet"/>
+        <w:spacing w:line="240" w:lineRule="auto"/>
+        <w:ind w:left="720"/>
+      </w:pPr>
+      <w:r>
+        <w:rPr>
+          <w:lang w:val="en_US" w:bidi="en_US"/>
+        </w:rPr>
+      </w:r>
+      <w:r>
+        <w:rPr>
+          <w:lang w:val="en_US" w:bidi="en_US"/>
+        </w:rPr>
+        <w:t>peace within the community (</w:t>
+      </w:r>
+      <w:hyperlink r:id="rId43">
         <w:r>
           <w:rPr>
             <w:lang w:val="en_US" w:bidi="en_US"/>
@@ -973,9 +1043,27 @@
         <w:rPr>
           <w:lang w:val="en_US" w:bidi="en_US"/>
         </w:rPr>
-        <w:t>), manifestations of love (</w:t>
-      </w:r>
-      <w:hyperlink r:id="rId45">
+        <w:t xml:space="preserve">), </w:t>
+      </w:r>
+    </w:p>
+    <w:p>
+      <w:pPr>
+        <w:pStyle w:val="ListBullet"/>
+        <w:spacing w:line="240" w:lineRule="auto"/>
+        <w:ind w:left="720"/>
+      </w:pPr>
+      <w:r>
+        <w:rPr>
+          <w:lang w:val="en_US" w:bidi="en_US"/>
+        </w:rPr>
+      </w:r>
+      <w:r>
+        <w:rPr>
+          <w:lang w:val="en_US" w:bidi="en_US"/>
+        </w:rPr>
+        <w:t>acts of love (</w:t>
+      </w:r>
+      <w:hyperlink r:id="rId44">
         <w:r>
           <w:rPr>
             <w:lang w:val="en_US" w:bidi="en_US"/>
@@ -991,9 +1079,9 @@
         <w:rPr>
           <w:lang w:val="en_US" w:bidi="en_US"/>
         </w:rPr>
-        <w:t xml:space="preserve">; cp. </w:t>
-      </w:r>
-      <w:hyperlink r:id="rId46">
+        <w:t xml:space="preserve">; see also </w:t>
+      </w:r>
+      <w:hyperlink r:id="rId45">
         <w:r>
           <w:rPr>
             <w:lang w:val="en_US" w:bidi="en_US"/>
@@ -1009,9 +1097,27 @@
         <w:rPr>
           <w:lang w:val="en_US" w:bidi="en_US"/>
         </w:rPr>
-        <w:t>), and submission to the government (</w:t>
-      </w:r>
-      <w:hyperlink r:id="rId47">
+        <w:t xml:space="preserve">), and </w:t>
+      </w:r>
+    </w:p>
+    <w:p>
+      <w:pPr>
+        <w:pStyle w:val="ListBullet"/>
+        <w:spacing w:line="240" w:lineRule="auto"/>
+        <w:ind w:left="720"/>
+      </w:pPr>
+      <w:r>
+        <w:rPr>
+          <w:lang w:val="en_US" w:bidi="en_US"/>
+        </w:rPr>
+      </w:r>
+      <w:r>
+        <w:rPr>
+          <w:lang w:val="en_US" w:bidi="en_US"/>
+        </w:rPr>
+        <w:t>submission to the government (</w:t>
+      </w:r>
+      <w:hyperlink r:id="rId46">
         <w:r>
           <w:rPr>
             <w:lang w:val="en_US" w:bidi="en_US"/>
@@ -1027,9 +1133,23 @@
         <w:rPr>
           <w:lang w:val="en_US" w:bidi="en_US"/>
         </w:rPr>
-        <w:t>). The transformed life derives its power from the work God has already done and finds its urgency in the work he has yet to do (</w:t>
-      </w:r>
-      <w:hyperlink r:id="rId48">
+        <w:t xml:space="preserve">). </w:t>
+      </w:r>
+    </w:p>
+    <w:p>
+      <w:pPr/>
+      <w:r>
+        <w:rPr>
+          <w:lang w:val="en_US" w:bidi="en_US"/>
+        </w:rPr>
+      </w:r>
+      <w:r>
+        <w:rPr>
+          <w:lang w:val="en_US" w:bidi="en_US"/>
+        </w:rPr>
+        <w:t>This changed life gets its power from what God has already done. It also becomes urgent because of what God still plans to do (</w:t>
+      </w:r>
+      <w:hyperlink r:id="rId47">
         <w:r>
           <w:rPr>
             <w:lang w:val="en_US" w:bidi="en_US"/>
@@ -1061,7 +1181,7 @@
         </w:rPr>
         <w:t xml:space="preserve">In </w:t>
       </w:r>
-      <w:hyperlink r:id="rId49">
+      <w:hyperlink r:id="rId48">
         <w:r>
           <w:rPr>
             <w:lang w:val="en_US" w:bidi="en_US"/>
@@ -1077,7 +1197,7 @@
         <w:rPr>
           <w:lang w:val="en_US" w:bidi="en_US"/>
         </w:rPr>
-        <w:t>, Paul tackles a specific issue that was a problem in the church at Rome. Christians were criticizing each other over various practices related to the Old Testament law. Paul exhorts them to accept each other and to look to Christ’s example of self-giving love as the model to emulate.</w:t>
+        <w:t>, Paul addresses a specific problem in the church at Rome. Christians were criticizing one another over different practices related to the Old Testament law. Paul urges them to accept one another. He also tells them to follow Christ’s example of self-giving love.</w:t>
       </w:r>
     </w:p>
     <w:p>
@@ -1091,9 +1211,9 @@
         <w:rPr>
           <w:lang w:val="en_US" w:bidi="en_US"/>
         </w:rPr>
-        <w:t>The letter format of Romans emerges again at the end, where Paul touches on his ministry and travel plans (</w:t>
-      </w:r>
-      <w:hyperlink r:id="rId50">
+        <w:t>At the end of Romans, Paul returns to the form of a letter. He writes about his ministry and travel plans (</w:t>
+      </w:r>
+      <w:hyperlink r:id="rId49">
         <w:r>
           <w:rPr>
             <w:lang w:val="en_US" w:bidi="en_US"/>
@@ -1109,9 +1229,9 @@
         <w:rPr>
           <w:lang w:val="en_US" w:bidi="en_US"/>
         </w:rPr>
-        <w:t>), greets and commends fellow workers and other Christians (</w:t>
-      </w:r>
-      <w:hyperlink r:id="rId51">
+        <w:t>). He greets and praises fellow workers and other Christians (</w:t>
+      </w:r>
+      <w:hyperlink r:id="rId50">
         <w:r>
           <w:rPr>
             <w:lang w:val="en_US" w:bidi="en_US"/>
@@ -1127,9 +1247,63 @@
         <w:rPr>
           <w:lang w:val="en_US" w:bidi="en_US"/>
         </w:rPr>
-        <w:t>), and concludes with further references to fellow workers, a final warning, and a doxology (</w:t>
-      </w:r>
-      <w:hyperlink r:id="rId52">
+        <w:t>). He ends with:</w:t>
+      </w:r>
+    </w:p>
+    <w:p>
+      <w:pPr>
+        <w:pStyle w:val="ListBullet"/>
+        <w:spacing w:line="240" w:lineRule="auto"/>
+        <w:ind w:left="720"/>
+      </w:pPr>
+      <w:r>
+        <w:rPr>
+          <w:lang w:val="en_US" w:bidi="en_US"/>
+        </w:rPr>
+      </w:r>
+      <w:r>
+        <w:rPr>
+          <w:lang w:val="en_US" w:bidi="en_US"/>
+        </w:rPr>
+        <w:t xml:space="preserve">more comments about fellow workers, </w:t>
+      </w:r>
+    </w:p>
+    <w:p>
+      <w:pPr>
+        <w:pStyle w:val="ListBullet"/>
+        <w:spacing w:line="240" w:lineRule="auto"/>
+        <w:ind w:left="720"/>
+      </w:pPr>
+      <w:r>
+        <w:rPr>
+          <w:lang w:val="en_US" w:bidi="en_US"/>
+        </w:rPr>
+      </w:r>
+      <w:r>
+        <w:rPr>
+          <w:lang w:val="en_US" w:bidi="en_US"/>
+        </w:rPr>
+        <w:t xml:space="preserve">a final warning, and </w:t>
+      </w:r>
+    </w:p>
+    <w:p>
+      <w:pPr>
+        <w:pStyle w:val="ListBullet"/>
+        <w:spacing w:line="240" w:lineRule="auto"/>
+        <w:ind w:left="720"/>
+      </w:pPr>
+      <w:r>
+        <w:rPr>
+          <w:lang w:val="en_US" w:bidi="en_US"/>
+        </w:rPr>
+      </w:r>
+      <w:r>
+        <w:rPr>
+          <w:lang w:val="en_US" w:bidi="en_US"/>
+        </w:rPr>
+        <w:t>a doxology, a short statement of praise to God (</w:t>
+      </w:r>
+      <w:hyperlink r:id="rId51">
         <w:r>
           <w:rPr>
             <w:lang w:val="en_US" w:bidi="en_US"/>
@@ -1156,7 +1330,7 @@
         <w:rPr>
           <w:lang w:val="en_US" w:bidi="en_US"/>
         </w:rPr>
-        <w:t>Date, Place, and Occasion of Writing</w:t>
+        <w:t>Date, Place, and Occasion for Writing</w:t>
       </w:r>
     </w:p>
     <w:p>
@@ -1170,9 +1344,9 @@
         <w:rPr>
           <w:lang w:val="en_US" w:bidi="en_US"/>
         </w:rPr>
-        <w:t>Paul probably wrote Romans during a three-month stay in Corinth near the end of his third missionary journey (</w:t>
-      </w:r>
-      <w:hyperlink r:id="rId53">
+        <w:t>Paul probably wrote Romans during a three-month stay in Corinth, near the end of his third missionary journey (</w:t>
+      </w:r>
+      <w:hyperlink r:id="rId52">
         <w:r>
           <w:rPr>
             <w:lang w:val="en_US" w:bidi="en_US"/>
@@ -1188,9 +1362,9 @@
         <w:rPr>
           <w:lang w:val="en_US" w:bidi="en_US"/>
         </w:rPr>
-        <w:t xml:space="preserve">), around AD 57. The reference to Cenchrea in </w:t>
-      </w:r>
-      <w:hyperlink r:id="rId54">
+        <w:t xml:space="preserve">). This was around AD 57. </w:t>
+      </w:r>
+      <w:hyperlink r:id="rId53">
         <w:r>
           <w:rPr>
             <w:lang w:val="en_US" w:bidi="en_US"/>
@@ -1199,14 +1373,14 @@
             <w:color w:val="0000EE"/>
             <w:u w:val="single"/>
           </w:rPr>
-          <w:t>Romans 16:1</w:t>
+          <w:t xml:space="preserve">Romans 16:1 </w:t>
         </w:r>
       </w:hyperlink>
       <w:r>
         <w:rPr>
           <w:lang w:val="en_US" w:bidi="en_US"/>
         </w:rPr>
-        <w:t>—a port city next to Corinth—identifies the geography more precisely. By this time, Paul had completed his missionary work in the eastern Mediterranean, and his visit to Jerusalem was imminent.</w:t>
+        <w:t>mentions Cenchrea, a port city near Corinth. This helps identify the location more clearly. By this time, Paul had finished his missionary work in the eastern Mediterranean region. His visit to Jerusalem was also near.</w:t>
       </w:r>
     </w:p>
     <w:p>
@@ -1220,9 +1394,9 @@
         <w:rPr>
           <w:lang w:val="en_US" w:bidi="en_US"/>
         </w:rPr>
-        <w:t>We can determine the general situation in which Romans was written by reviewing Paul’s references to his prior ministry and his future travel plans (</w:t>
-      </w:r>
-      <w:hyperlink r:id="rId50">
+        <w:t>We can understand why Paul wrote Romans by looking at what he says about his past work and future travel plans (</w:t>
+      </w:r>
+      <w:hyperlink r:id="rId49">
         <w:r>
           <w:rPr>
             <w:lang w:val="en_US" w:bidi="en_US"/>
@@ -1238,9 +1412,43 @@
         <w:rPr>
           <w:lang w:val="en_US" w:bidi="en_US"/>
         </w:rPr>
-        <w:t>). Four geographical references provide the framework: (1) Looking back, Paul declared that he had “fully presented the Good News of Christ from Jerusalem all the way to Illyricum” (</w:t>
-      </w:r>
-      <w:hyperlink r:id="rId55">
+        <w:t>). Four places are important:</w:t>
+      </w:r>
+    </w:p>
+    <w:p>
+      <w:pPr>
+        <w:pStyle w:val="ListNumber"/>
+        <w:numPr>
+          <w:ilvl w:val="0"/>
+          <w:numId w:val="14"/>
+        </w:numPr>
+        <w:spacing w:line="240" w:lineRule="auto"/>
+        <w:ind w:left="720"/>
+      </w:pPr>
+      <w:r>
+        <w:rPr>
+          <w:lang w:val="en_US" w:bidi="en_US"/>
+        </w:rPr>
+      </w:r>
+      <w:r>
+        <w:rPr>
+          <w:lang w:val="en_US" w:bidi="en_US"/>
+        </w:rPr>
+        <w:t>Paul looks back on his past ministry. He says that he had "</w:t>
+      </w:r>
+      <w:r>
+        <w:rPr>
+          <w:lang w:val="en_US" w:bidi="en_US"/>
+        </w:rPr>
+        <w:t>all the way around to Illyricum, I have fully proclaimed the gospel of Christ</w:t>
+      </w:r>
+      <w:r>
+        <w:rPr>
+          <w:lang w:val="en_US" w:bidi="en_US"/>
+        </w:rPr>
+        <w:t>" (</w:t>
+      </w:r>
+      <w:hyperlink r:id="rId54">
         <w:r>
           <w:rPr>
             <w:lang w:val="en_US" w:bidi="en_US"/>
@@ -1256,9 +1464,27 @@
         <w:rPr>
           <w:lang w:val="en_US" w:bidi="en_US"/>
         </w:rPr>
-        <w:t>). Illyricum was a Roman province that occupied the same general area as modern-day Serbia and Croatia. Paul noted that he had planted churches in major cities from Jerusalem, through Asia Minor, and into Macedonia and Greece. This was the territory Paul and his companions covered on the three great missionary journeys recorded in Acts. (2) Paul’s intermediate destination was Jerusalem, where he planned to deliver a “gift to the believers” (</w:t>
-      </w:r>
-      <w:hyperlink r:id="rId56">
+        <w:t>). Illyricum was a Roman province in the same general area as modern Serbia and Croatia. Paul had planted churches in major cities from Jerusalem through Asia Minor and into Macedonia and Greece. Acts describes this work in Paul’s three missionary journeys.</w:t>
+      </w:r>
+    </w:p>
+    <w:p>
+      <w:pPr>
+        <w:pStyle w:val="ListNumber"/>
+        <w:spacing w:line="240" w:lineRule="auto"/>
+        <w:ind w:left="720"/>
+      </w:pPr>
+      <w:r>
+        <w:rPr>
+          <w:lang w:val="en_US" w:bidi="en_US"/>
+        </w:rPr>
+      </w:r>
+      <w:r>
+        <w:rPr>
+          <w:lang w:val="en_US" w:bidi="en_US"/>
+        </w:rPr>
+        <w:t>Paul planned to go to Jerusalem. He wanted to deliver a gift to the believers there (</w:t>
+      </w:r>
+      <w:hyperlink r:id="rId55">
         <w:r>
           <w:rPr>
             <w:lang w:val="en_US" w:bidi="en_US"/>
@@ -1274,9 +1500,9 @@
         <w:rPr>
           <w:lang w:val="en_US" w:bidi="en_US"/>
         </w:rPr>
-        <w:t>). This gift was money that Paul had been collecting from the Gentile churches he had founded to assist the church in Jerusalem (</w:t>
-      </w:r>
-      <w:hyperlink r:id="rId57">
+        <w:t>). This gift was money collected from the Gentile churches Paul had started. It was meant to help the church in Jerusalem (</w:t>
+      </w:r>
+      <w:hyperlink r:id="rId56">
         <w:r>
           <w:rPr>
             <w:lang w:val="en_US" w:bidi="en_US"/>
@@ -1294,6 +1520,24 @@
         </w:rPr>
         <w:t xml:space="preserve">; see also </w:t>
       </w:r>
+      <w:hyperlink r:id="rId57">
+        <w:r>
+          <w:rPr>
+            <w:lang w:val="en_US" w:bidi="en_US"/>
+          </w:rPr>
+          <w:rPr>
+            <w:color w:val="0000EE"/>
+            <w:u w:val="single"/>
+          </w:rPr>
+          <w:t>1 Corinthians 16:1–4</w:t>
+        </w:r>
+      </w:hyperlink>
+      <w:r>
+        <w:rPr>
+          <w:lang w:val="en_US" w:bidi="en_US"/>
+        </w:rPr>
+        <w:t xml:space="preserve">; </w:t>
+      </w:r>
       <w:hyperlink r:id="rId58">
         <w:r>
           <w:rPr>
@@ -1303,14 +1547,32 @@
             <w:color w:val="0000EE"/>
             <w:u w:val="single"/>
           </w:rPr>
-          <w:t>1 Cor 16:1–4</w:t>
+          <w:t>2 Corinthians 8:1–9:15</w:t>
         </w:r>
       </w:hyperlink>
       <w:r>
         <w:rPr>
           <w:lang w:val="en_US" w:bidi="en_US"/>
         </w:rPr>
-        <w:t xml:space="preserve">; </w:t>
+        <w:t xml:space="preserve">). </w:t>
+      </w:r>
+    </w:p>
+    <w:p>
+      <w:pPr>
+        <w:pStyle w:val="ListNumber"/>
+        <w:spacing w:line="240" w:lineRule="auto"/>
+        <w:ind w:left="720"/>
+      </w:pPr>
+      <w:r>
+        <w:rPr>
+          <w:lang w:val="en_US" w:bidi="en_US"/>
+        </w:rPr>
+      </w:r>
+      <w:r>
+        <w:rPr>
+          <w:lang w:val="en_US" w:bidi="en_US"/>
+        </w:rPr>
+        <w:t>After visiting Jerusalem to deliver the gift, Paul planned to go to Rome (</w:t>
       </w:r>
       <w:hyperlink r:id="rId59">
         <w:r>
@@ -1321,14 +1583,62 @@
             <w:color w:val="0000EE"/>
             <w:u w:val="single"/>
           </w:rPr>
-          <w:t>2 Cor 8:1–9:15</w:t>
+          <w:t>Romans 15:24</w:t>
         </w:r>
       </w:hyperlink>
       <w:r>
         <w:rPr>
           <w:lang w:val="en_US" w:bidi="en_US"/>
         </w:rPr>
-        <w:t>). (3) After visiting Jerusalem to deliver the collection, Paul planned to go to Rome (</w:t>
+        <w:t xml:space="preserve">). </w:t>
+      </w:r>
+    </w:p>
+    <w:p>
+      <w:pPr>
+        <w:pStyle w:val="ListNumber"/>
+        <w:spacing w:line="240" w:lineRule="auto"/>
+        <w:ind w:left="720"/>
+      </w:pPr>
+      <w:r>
+        <w:rPr>
+          <w:lang w:val="en_US" w:bidi="en_US"/>
+        </w:rPr>
+      </w:r>
+      <w:r>
+        <w:rPr>
+          <w:lang w:val="en_US" w:bidi="en_US"/>
+        </w:rPr>
+        <w:t xml:space="preserve">Rome was not Paul’s final goal. </w:t>
+      </w:r>
+      <w:hyperlink r:id="rId59">
+        <w:r>
+          <w:rPr>
+            <w:lang w:val="en_US" w:bidi="en_US"/>
+          </w:rPr>
+          <w:rPr>
+            <w:color w:val="0000EE"/>
+            <w:u w:val="single"/>
+          </w:rPr>
+          <w:t>Romans 15:24</w:t>
+        </w:r>
+      </w:hyperlink>
+      <w:r>
+        <w:rPr>
+          <w:lang w:val="en_US" w:bidi="en_US"/>
+        </w:rPr>
+        <w:t xml:space="preserve"> shows that he planned to stop there on his way to Spain. Spain was his main goal because he wanted to plant churches in places "</w:t>
+      </w:r>
+      <w:r>
+        <w:rPr>
+          <w:lang w:val="en_US" w:bidi="en_US"/>
+        </w:rPr>
+        <w:t>where Christ was not known</w:t>
+      </w:r>
+      <w:r>
+        <w:rPr>
+          <w:lang w:val="en_US" w:bidi="en_US"/>
+        </w:rPr>
+        <w:t>" (</w:t>
       </w:r>
       <w:hyperlink r:id="rId60">
         <w:r>
@@ -1339,16 +1649,227 @@
             <w:color w:val="0000EE"/>
             <w:u w:val="single"/>
           </w:rPr>
-          <w:t>Rom 15:24</w:t>
+          <w:t>15:20</w:t>
         </w:r>
       </w:hyperlink>
       <w:r>
         <w:rPr>
           <w:lang w:val="en_US" w:bidi="en_US"/>
         </w:rPr>
-        <w:t xml:space="preserve">). (4) A long stay with the Roman Christians was not Paul’s final goal, as the language of </w:t>
+        <w:t xml:space="preserve">, </w:t>
+      </w:r>
+      <w:hyperlink r:id="rId59">
+        <w:r>
+          <w:rPr>
+            <w:lang w:val="en_US" w:bidi="en_US"/>
+          </w:rPr>
+          <w:rPr>
+            <w:color w:val="0000EE"/>
+            <w:u w:val="single"/>
+          </w:rPr>
+          <w:t>24</w:t>
+        </w:r>
+      </w:hyperlink>
+      <w:r>
+        <w:rPr>
+          <w:lang w:val="en_US" w:bidi="en_US"/>
+        </w:rPr>
+        <w:t xml:space="preserve">). </w:t>
+      </w:r>
+    </w:p>
+    <w:p>
+      <w:pPr/>
+      <w:r>
+        <w:rPr>
+          <w:lang w:val="en_US" w:bidi="en_US"/>
+        </w:rPr>
+      </w:r>
+      <w:r>
+        <w:rPr>
+          <w:lang w:val="en_US" w:bidi="en_US"/>
+        </w:rPr>
+        <w:t>These details suggest that Paul wrote Romans near the end of his third missionary journey.</w:t>
+      </w:r>
+    </w:p>
+    <w:p>
+      <w:pPr>
+        <w:pStyle w:val="Heading2"/>
+      </w:pPr>
+      <w:r>
+        <w:rPr>
+          <w:lang w:val="en_US" w:bidi="en_US"/>
+        </w:rPr>
+        <w:t>Paul’s Purpose in Writing</w:t>
+      </w:r>
+    </w:p>
+    <w:p>
+      <w:pPr/>
+      <w:r>
+        <w:rPr>
+          <w:lang w:val="en_US" w:bidi="en_US"/>
+        </w:rPr>
+      </w:r>
+      <w:r>
+        <w:rPr>
+          <w:lang w:val="en_US" w:bidi="en_US"/>
+        </w:rPr>
+        <w:t xml:space="preserve">Romans has three main purposes: </w:t>
+      </w:r>
+    </w:p>
+    <w:p>
+      <w:pPr>
+        <w:pStyle w:val="ListBullet"/>
+        <w:spacing w:line="240" w:lineRule="auto"/>
+        <w:ind w:left="720"/>
+      </w:pPr>
+      <w:r>
+        <w:rPr>
+          <w:lang w:val="en_US" w:bidi="en_US"/>
+        </w:rPr>
+      </w:r>
+      <w:r>
+        <w:rPr>
+          <w:lang w:val="en_US" w:bidi="en_US"/>
+        </w:rPr>
+        <w:t xml:space="preserve">to explain Paul’s teaching, </w:t>
+      </w:r>
+    </w:p>
+    <w:p>
+      <w:pPr>
+        <w:pStyle w:val="ListBullet"/>
+        <w:spacing w:line="240" w:lineRule="auto"/>
+        <w:ind w:left="720"/>
+      </w:pPr>
+      <w:r>
+        <w:rPr>
+          <w:lang w:val="en_US" w:bidi="en_US"/>
+        </w:rPr>
+      </w:r>
+      <w:r>
+        <w:rPr>
+          <w:lang w:val="en_US" w:bidi="en_US"/>
+        </w:rPr>
+        <w:t xml:space="preserve">to ask for support for a future mission to Spain, and </w:t>
+      </w:r>
+    </w:p>
+    <w:p>
+      <w:pPr>
+        <w:pStyle w:val="ListBullet"/>
+        <w:spacing w:line="240" w:lineRule="auto"/>
+        <w:ind w:left="720"/>
+      </w:pPr>
+      <w:r>
+        <w:rPr>
+          <w:lang w:val="en_US" w:bidi="en_US"/>
+        </w:rPr>
+      </w:r>
+      <w:r>
+        <w:rPr>
+          <w:lang w:val="en_US" w:bidi="en_US"/>
+        </w:rPr>
+        <w:t>to help unite the church in Rome.</w:t>
+      </w:r>
+    </w:p>
+    <w:p>
+      <w:pPr>
+        <w:pStyle w:val="Heading3"/>
+      </w:pPr>
+      <w:r>
+        <w:rPr>
+          <w:lang w:val="en_US" w:bidi="en_US"/>
+        </w:rPr>
+        <w:t>Paul's Teaching</w:t>
+      </w:r>
+    </w:p>
+    <w:p>
+      <w:pPr/>
+      <w:r>
+        <w:rPr>
+          <w:lang w:val="en_US" w:bidi="en_US"/>
+        </w:rPr>
+      </w:r>
+      <w:r>
+        <w:rPr>
+          <w:lang w:val="en_US" w:bidi="en_US"/>
+        </w:rPr>
+        <w:t>Paul was at an important point in his ministry (</w:t>
       </w:r>
       <w:hyperlink r:id="rId60">
+        <w:r>
+          <w:rPr>
+            <w:lang w:val="en_US" w:bidi="en_US"/>
+          </w:rPr>
+          <w:rPr>
+            <w:color w:val="0000EE"/>
+            <w:u w:val="single"/>
+          </w:rPr>
+          <w:t>15:20</w:t>
+        </w:r>
+      </w:hyperlink>
+      <w:r>
+        <w:rPr>
+          <w:lang w:val="en_US" w:bidi="en_US"/>
+        </w:rPr>
+        <w:t>). He had fully shared the gospel in the eastern Mediterranean region (</w:t>
+      </w:r>
+      <w:hyperlink r:id="rId54">
+        <w:r>
+          <w:rPr>
+            <w:lang w:val="en_US" w:bidi="en_US"/>
+          </w:rPr>
+          <w:rPr>
+            <w:color w:val="0000EE"/>
+            <w:u w:val="single"/>
+          </w:rPr>
+          <w:t>15:19</w:t>
+        </w:r>
+      </w:hyperlink>
+      <w:r>
+        <w:rPr>
+          <w:lang w:val="en_US" w:bidi="en_US"/>
+        </w:rPr>
+        <w:t>). Now he was ready to preach the good news in new places. So Paul used his letter to the Romans to explain his teaching. This teaching had developed during 25 years of challenges and debates.</w:t>
+      </w:r>
+    </w:p>
+    <w:p>
+      <w:pPr/>
+      <w:r>
+        <w:rPr>
+          <w:lang w:val="en_US" w:bidi="en_US"/>
+        </w:rPr>
+      </w:r>
+      <w:r>
+        <w:rPr>
+          <w:lang w:val="en_US" w:bidi="en_US"/>
+        </w:rPr>
+        <w:t>Even so, Paul did not write Romans only to summarize his teaching. He says little about some important topics, such as Christ’s person, the church, and the last days. This purpose also does not explain why Paul sent this summary to the church in Rome.</w:t>
+      </w:r>
+    </w:p>
+    <w:p>
+      <w:pPr>
+        <w:pStyle w:val="Heading3"/>
+      </w:pPr>
+      <w:r>
+        <w:rPr>
+          <w:lang w:val="en_US" w:bidi="en_US"/>
+        </w:rPr>
+        <w:t>Support for Future Mission to Spain</w:t>
+      </w:r>
+    </w:p>
+    <w:p>
+      <w:pPr/>
+      <w:r>
+        <w:rPr>
+          <w:lang w:val="en_US" w:bidi="en_US"/>
+        </w:rPr>
+      </w:r>
+      <w:r>
+        <w:rPr>
+          <w:lang w:val="en_US" w:bidi="en_US"/>
+        </w:rPr>
+        <w:t>Another purpose then becomes clear: Paul wanted support from the Roman Christians for his new mission to Spain. Paul’s sending church, Antioch, was far from Spain. So Paul looked for a new church to partner with him. The church in Rome was a natural choice (</w:t>
+      </w:r>
+      <w:hyperlink r:id="rId59">
         <w:r>
           <w:rPr>
             <w:lang w:val="en_US" w:bidi="en_US"/>
@@ -1364,54 +1885,7 @@
         <w:rPr>
           <w:lang w:val="en_US" w:bidi="en_US"/>
         </w:rPr>
-        <w:t xml:space="preserve"> (“stop off”) makes clear. His ultimate goal was Spain, where he could pursue his calling to plant churches in places “where the name of Christ has never been heard” (</w:t>
-      </w:r>
-      <w:hyperlink r:id="rId61">
-        <w:r>
-          <w:rPr>
-            <w:lang w:val="en_US" w:bidi="en_US"/>
-          </w:rPr>
-          <w:rPr>
-            <w:color w:val="0000EE"/>
-            <w:u w:val="single"/>
-          </w:rPr>
-          <w:t>15:20</w:t>
-        </w:r>
-      </w:hyperlink>
-      <w:r>
-        <w:rPr>
-          <w:lang w:val="en_US" w:bidi="en_US"/>
-        </w:rPr>
-        <w:t xml:space="preserve">, </w:t>
-      </w:r>
-      <w:hyperlink r:id="rId60">
-        <w:r>
-          <w:rPr>
-            <w:lang w:val="en_US" w:bidi="en_US"/>
-          </w:rPr>
-          <w:rPr>
-            <w:color w:val="0000EE"/>
-            <w:u w:val="single"/>
-          </w:rPr>
-          <w:t>24</w:t>
-        </w:r>
-      </w:hyperlink>
-      <w:r>
-        <w:rPr>
-          <w:lang w:val="en_US" w:bidi="en_US"/>
-        </w:rPr>
-        <w:t>). This information points to a date near the end of the third missionary journey.</w:t>
-      </w:r>
-    </w:p>
-    <w:p>
-      <w:pPr>
-        <w:pStyle w:val="Heading2"/>
-      </w:pPr>
-      <w:r>
-        <w:rPr>
-          <w:lang w:val="en_US" w:bidi="en_US"/>
-        </w:rPr>
-        <w:t>Paul’s Purpose in Writing</w:t>
+        <w:t xml:space="preserve">). </w:t>
       </w:r>
     </w:p>
     <w:p>
@@ -1425,7 +1899,7 @@
         <w:rPr>
           <w:lang w:val="en_US" w:bidi="en_US"/>
         </w:rPr>
-        <w:t>Romans combines three specific purposes: to summarize Paul’s theology, to solicit support for a future mission to Spain, and to bring unity to the church in Rome.</w:t>
+        <w:t>This is likely why Paul sent such a detailed letter about Christian teaching to Rome. He wanted to explain who he was and what he believed. Many people had misunderstood Paul’s message. Because of this, he became a controversial person in the early church.</w:t>
       </w:r>
     </w:p>
     <w:p>
@@ -1439,43 +1913,18 @@
         <w:rPr>
           <w:lang w:val="en_US" w:bidi="en_US"/>
         </w:rPr>
-        <w:t>Paul was at a critical juncture in his ministry (</w:t>
-      </w:r>
-      <w:hyperlink r:id="rId61">
-        <w:r>
-          <w:rPr>
-            <w:lang w:val="en_US" w:bidi="en_US"/>
-          </w:rPr>
-          <w:rPr>
-            <w:color w:val="0000EE"/>
-            <w:u w:val="single"/>
-          </w:rPr>
-          <w:t>15:20</w:t>
-        </w:r>
-      </w:hyperlink>
-      <w:r>
-        <w:rPr>
-          <w:lang w:val="en_US" w:bidi="en_US"/>
-        </w:rPr>
-        <w:t>). He had “fully presented” the Good News to the eastern Mediterranean basin (</w:t>
-      </w:r>
-      <w:hyperlink r:id="rId55">
-        <w:r>
-          <w:rPr>
-            <w:lang w:val="en_US" w:bidi="en_US"/>
-          </w:rPr>
-          <w:rPr>
-            <w:color w:val="0000EE"/>
-            <w:u w:val="single"/>
-          </w:rPr>
-          <w:t>15:19</w:t>
-        </w:r>
-      </w:hyperlink>
-      <w:r>
-        <w:rPr>
-          <w:lang w:val="en_US" w:bidi="en_US"/>
-        </w:rPr>
-        <w:t>). He now stood ready to preach the Good News in new territory. It is quite natural, then, that Paul took the occasion of his letter to the Romans to summarize his theology as he had hammered it out in the midst of controversy and trial for the previous twenty-five years.</w:t>
+        <w:t>Paul probably knew that some Christians in Rome did not trust him. So he needed to give a careful and clear defense of his views on some of the most debated matters of the faith.</w:t>
+      </w:r>
+    </w:p>
+    <w:p>
+      <w:pPr>
+        <w:pStyle w:val="Heading3"/>
+      </w:pPr>
+      <w:r>
+        <w:rPr>
+          <w:lang w:val="en_US" w:bidi="en_US"/>
+        </w:rPr>
+        <w:t>Unite the Church in Rome</w:t>
       </w:r>
     </w:p>
     <w:p>
@@ -1489,55 +1938,9 @@
         <w:rPr>
           <w:lang w:val="en_US" w:bidi="en_US"/>
         </w:rPr>
-        <w:t>Even so, summarizing theology is not Paul’s whole purpose in writing—Paul says little about certain key theological ideas (e.g., the person of Christ, the church, the last days). Nor does this purpose explain why Paul would have sent such a summary to the church in Rome specifically.</w:t>
-      </w:r>
-    </w:p>
-    <w:p>
-      <w:pPr/>
-      <w:r>
-        <w:rPr>
-          <w:lang w:val="en_US" w:bidi="en_US"/>
-        </w:rPr>
-      </w:r>
-      <w:r>
-        <w:rPr>
-          <w:lang w:val="en_US" w:bidi="en_US"/>
-        </w:rPr>
-        <w:t>Another purpose then emerges: Paul wanted to gather support from the Roman Christians for his new mission in Spain. Paul’s “sending church,” Antioch, was thousands of miles from Spain. As the apostle sought a new church to partner with him, his attention naturally turned to the church in Rome (</w:t>
-      </w:r>
-      <w:hyperlink r:id="rId60">
-        <w:r>
-          <w:rPr>
-            <w:lang w:val="en_US" w:bidi="en_US"/>
-          </w:rPr>
-          <w:rPr>
-            <w:color w:val="0000EE"/>
-            <w:u w:val="single"/>
-          </w:rPr>
-          <w:t>15:24</w:t>
-        </w:r>
-      </w:hyperlink>
-      <w:r>
-        <w:rPr>
-          <w:lang w:val="en_US" w:bidi="en_US"/>
-        </w:rPr>
-        <w:t>). Therefore, it is likely that Paul sent this dense theological treatise to Rome because he wanted to explain who he was and what he believed. Because Paul’s message had been frequently misunderstood, he became a controversial figure in the early church. He was undoubtedly aware that some Christians in Rome were suspicious of him and that he therefore must provide a careful and reasoned defense of his position on some of the most debated issues of the faith.</w:t>
-      </w:r>
-    </w:p>
-    <w:p>
-      <w:pPr/>
-      <w:r>
-        <w:rPr>
-          <w:lang w:val="en_US" w:bidi="en_US"/>
-        </w:rPr>
-      </w:r>
-      <w:r>
-        <w:rPr>
-          <w:lang w:val="en_US" w:bidi="en_US"/>
-        </w:rPr>
-        <w:t xml:space="preserve">Paul also wrote for a third reason: to heal a rift in the Christian community in Rome, which was divided over the degree to which the Old Testament law should continue to guide believers (see </w:t>
-      </w:r>
-      <w:hyperlink r:id="rId49">
+        <w:t xml:space="preserve">Paul also wrote for a third reason: to help heal a division in the Christian community in Rome. The believers disagreed about how much the Old Testament law should continue to guide them (see </w:t>
+      </w:r>
+      <w:hyperlink r:id="rId48">
         <w:r>
           <w:rPr>
             <w:lang w:val="en_US" w:bidi="en_US"/>
@@ -1578,7 +1981,21 @@
         <w:rPr>
           <w:lang w:val="en_US" w:bidi="en_US"/>
         </w:rPr>
-        <w:t>In Romans, Paul presented the Good News as he had come to understand it. The heart of that Good News is the offer of salvation in Christ for all who believe. Paul explores the problem of human sin, the solution provided in the cross of Christ, and the assurance of glory that a living relationship with Christ provides. The message of the cross of Christ stands both in continuity with the Old Testament (because its promises are truly fulfilled in Christ) and in discontinuity with it (as God in Christ inaugurates a new covenant that transcends the Old Testament law).</w:t>
+        <w:t>In the letter to the Romans, Paul explained the gospel as he had come to understand it. At the center of this good news is God’s offer of salvation in Christ for all who believe. Paul discusses the problem of human sin. He explains God’s answer through Christ’s death on the cross. He also describes the sure hope of glory that believers have through a living relationship with Christ.</w:t>
+      </w:r>
+    </w:p>
+    <w:p>
+      <w:pPr/>
+      <w:r>
+        <w:rPr>
+          <w:lang w:val="en_US" w:bidi="en_US"/>
+        </w:rPr>
+      </w:r>
+      <w:r>
+        <w:rPr>
+          <w:lang w:val="en_US" w:bidi="en_US"/>
+        </w:rPr>
+        <w:t>The message of Christ’s cross continues the promises of the Old Testament because those promises are fulfilled in Christ. It is also different from the Old Testament law because God begins a new covenant in Christ. This new covenant goes beyond the Old Testament law.</w:t>
       </w:r>
     </w:p>
     <w:p>
@@ -1603,9 +2020,23 @@
         <w:rPr>
           <w:lang w:val="en_US" w:bidi="en_US"/>
         </w:rPr>
-        <w:t xml:space="preserve">Since the time of the Reformation, Romans has been read as a letter about the salvation of the individual. Following the lead of Martin Luther, whose own spiritual pilgrimage was closely tied to Romans, the Reformers (such as John Calvin and Ulrich Zwingli) saw in this letter the classic biblical expression of the truth that human beings are made right with God by their faith in Christ and not by their own effort. The Reformers viewed Paul as fighting against a legalistic Judaism that insisted that people had to obey the law to be saved. Jewish preoccupation with the law had led many Jews to presume that faithfulness to the law was sufficient for salvation (e.g., </w:t>
-      </w:r>
-      <w:hyperlink r:id="rId62">
+        <w:t>Since the Reformation, many Christians have read Romans as a letter about personal salvation. Martin Luther’s own spiritual journey was closely connected to Romans. Following his lead, Reformers such as John Calvin and Ulrich Zwingli saw Romans as a key biblical teaching about justification. They taught that people are made right with God by faith in Christ, not by their own effort.</w:t>
+      </w:r>
+    </w:p>
+    <w:p>
+      <w:pPr/>
+      <w:r>
+        <w:rPr>
+          <w:lang w:val="en_US" w:bidi="en_US"/>
+        </w:rPr>
+      </w:r>
+      <w:r>
+        <w:rPr>
+          <w:lang w:val="en_US" w:bidi="en_US"/>
+        </w:rPr>
+        <w:t xml:space="preserve">The Reformers understood Paul to be arguing against a legalistic form of Judaism. This means a way of thinking that says people must obey the law in order to be saved. Many Jews were deeply concerned with the law. This led some of them to think that faithfulness to the law was enough for salvation (for example, </w:t>
+      </w:r>
+      <w:hyperlink r:id="rId61">
         <w:r>
           <w:rPr>
             <w:lang w:val="en_US" w:bidi="en_US"/>
@@ -1635,7 +2066,7 @@
         <w:rPr>
           <w:lang w:val="en_US" w:bidi="en_US"/>
         </w:rPr>
-        <w:t>Many contemporary interpreters insist that this Reformation perspective left out important elements in understanding both the letter itself and first-century Judaism. Jews in Paul’s day, it is argued, did not believe that they had to obey the law to be saved. They were already saved, through God’s choosing them to be his people. Obeying the law was the way they maintained their status as God’s people. These interpreters say that Paul was not fighting against legalism but against exclusivism—against the Jewish claim that salvation was confined to Israel and was not to be shared with Gentiles. Accordingly, Paul shows how the Good News relates salvation through faith to the continuity of God’s people from the Old Testament to the New Testament and to the relationship of Jews and Gentiles in his own day.</w:t>
+        <w:t>Many interpreters today say this Reformation view left out important parts of Romans and first-century Judaism. They argue that Jews in Paul’s day did not believe they had to obey the law to be saved. Instead, they believed they were already saved because God had chosen them as his people. Obeying the law was how they kept their status as God’s people.</w:t>
       </w:r>
     </w:p>
     <w:p>
@@ -1649,7 +2080,43 @@
         <w:rPr>
           <w:lang w:val="en_US" w:bidi="en_US"/>
         </w:rPr>
-        <w:t>This new approach to understanding Romans has much to commend it. Christian interpreters have sometimes missed the notes of grace and faith that are part of Jewish teaching. And Romans does have a lot to say about including Gentiles in God’s people and the relationship between Jews and Gentiles in the church.</w:t>
+        <w:t xml:space="preserve">These interpreters say Paul was not arguing against legalism, the idea that people can earn salvation by obeying the law. Instead, he was arguing against exclusivism, the idea that salvation belonged only to Israel and should not be shared with Gentiles. According to this view, Paul shows how the gospel connects salvation by faith with two things: </w:t>
+      </w:r>
+    </w:p>
+    <w:p>
+      <w:pPr>
+        <w:pStyle w:val="ListBullet"/>
+        <w:spacing w:line="240" w:lineRule="auto"/>
+        <w:ind w:left="720"/>
+      </w:pPr>
+      <w:r>
+        <w:rPr>
+          <w:lang w:val="en_US" w:bidi="en_US"/>
+        </w:rPr>
+      </w:r>
+      <w:r>
+        <w:rPr>
+          <w:lang w:val="en_US" w:bidi="en_US"/>
+        </w:rPr>
+        <w:t xml:space="preserve">God’s ongoing people from the Old Testament to the New Testament, and </w:t>
+      </w:r>
+    </w:p>
+    <w:p>
+      <w:pPr>
+        <w:pStyle w:val="ListBullet"/>
+        <w:spacing w:line="240" w:lineRule="auto"/>
+        <w:ind w:left="720"/>
+      </w:pPr>
+      <w:r>
+        <w:rPr>
+          <w:lang w:val="en_US" w:bidi="en_US"/>
+        </w:rPr>
+      </w:r>
+      <w:r>
+        <w:rPr>
+          <w:lang w:val="en_US" w:bidi="en_US"/>
+        </w:rPr>
+        <w:t>the relationship between Jews and Gentiles in Paul’s own day.</w:t>
       </w:r>
     </w:p>
     <w:p>
@@ -1663,7 +2130,21 @@
         <w:rPr>
           <w:lang w:val="en_US" w:bidi="en_US"/>
         </w:rPr>
-        <w:t>Ultimately, however, neither the Reformation view nor the contemporary view alone explains everything in Romans. These views need to be combined if we are to appreciate the letter as a whole. At its most foundational level, Romans is about the Good News—and the Good News, first and foremost, is a message about how everyone can have a right relationship with God.</w:t>
+        <w:t>This newer way of understanding Romans has much to offer. Christian interpreters have sometimes failed to see the grace and faith that are present in Jewish teaching. Romans also says a great deal about including Gentiles among God’s people. It also addresses the relationship between Jews and Gentiles in the church.</w:t>
+      </w:r>
+    </w:p>
+    <w:p>
+      <w:pPr/>
+      <w:r>
+        <w:rPr>
+          <w:lang w:val="en_US" w:bidi="en_US"/>
+        </w:rPr>
+      </w:r>
+      <w:r>
+        <w:rPr>
+          <w:lang w:val="en_US" w:bidi="en_US"/>
+        </w:rPr>
+        <w:t>In the end, neither the Reformation view nor the contemporary view explains all of Romans by itself. We need both views to understand the whole letter. At its deepest level, Romans is about the gospel. And the gospel is first a message about how everyone can have a right relationship with God.</w:t>
       </w:r>
       <w:r>
         <w:rPr>
@@ -3565,6 +4046,12 @@
   </w:num>
   <w:num w:numId="13" w16cid:durableId="592781308">
     <w:abstractNumId w:val="11"/>
+  </w:num>
+  <w:num w:numId="14">
+    <w:abstractNumId w:val="3"/>
+    <w:lvlOverride w:ilvl="0">
+      <w:startOverride w:val="1"/>
+    </w:lvlOverride>
   </w:num>
   <w:numIdMacAtCleanup w:val="10"/>
 </w:numbering>

--- a/eng/docx/45.content.docx
+++ b/eng/docx/45.content.docx
@@ -19,7 +19,7 @@
         <w:rPr>
           <w:lang w:val="en_US" w:bidi="en_US"/>
         </w:rPr>
-        <w:t>Resource: Tyndale Open Study Notes</w:t>
+        <w:t>Resource: Aquifer Open Study Notes (Book Intros)</w:t>
       </w:r>
       <w:r>
         <w:rPr>
@@ -112,7 +112,7 @@
         <w:rPr>
           <w:lang w:val="en_US" w:bidi="en_US"/>
         </w:rPr>
-        <w:t>Tyndale Open Study Notes</w:t>
+        <w:t>Aquifer Open Study Notes (Book Intros)</w:t>
       </w:r>
     </w:p>
     <w:p>

--- a/eng/docx/45.content.docx
+++ b/eng/docx/45.content.docx
@@ -258,18 +258,12 @@
         </w:rPr>
         <w:t xml:space="preserve">We do not know who first brought the gospel to Rome. Some Jews from Rome may have believed in Jesus when God first gave his Spirit on the day of Pentecost (see </w:t>
       </w:r>
-      <w:hyperlink r:id="rId13">
-        <w:r>
-          <w:rPr>
-            <w:lang w:val="en_US" w:bidi="en_US"/>
-          </w:rPr>
-          <w:rPr>
-            <w:color w:val="0000EE"/>
-            <w:u w:val="single"/>
-          </w:rPr>
-          <w:t>Acts 2:10</w:t>
-        </w:r>
-      </w:hyperlink>
+      <w:r>
+        <w:rPr>
+          <w:lang w:val="en_US" w:bidi="en_US"/>
+        </w:rPr>
+        <w:t>Acts 2:10</w:t>
+      </w:r>
       <w:r>
         <w:rPr>
           <w:lang w:val="en_US" w:bidi="en_US"/>
@@ -290,72 +284,48 @@
         </w:rPr>
         <w:t xml:space="preserve">In AD 49, Emperor Claudius forced all Jews to leave Rome. This included Jewish Christians (see </w:t>
       </w:r>
-      <w:hyperlink r:id="rId14">
-        <w:r>
-          <w:rPr>
-            <w:lang w:val="en_US" w:bidi="en_US"/>
-          </w:rPr>
-          <w:rPr>
-            <w:color w:val="0000EE"/>
-            <w:u w:val="single"/>
-          </w:rPr>
-          <w:t>Acts 18:2</w:t>
-        </w:r>
-      </w:hyperlink>
+      <w:r>
+        <w:rPr>
+          <w:lang w:val="en_US" w:bidi="en_US"/>
+        </w:rPr>
+        <w:t>Acts 18:2</w:t>
+      </w:r>
       <w:r>
         <w:rPr>
           <w:lang w:val="en_US" w:bidi="en_US"/>
         </w:rPr>
         <w:t>). Paul had never visited Rome (</w:t>
       </w:r>
-      <w:hyperlink r:id="rId15">
-        <w:r>
-          <w:rPr>
-            <w:lang w:val="en_US" w:bidi="en_US"/>
-          </w:rPr>
-          <w:rPr>
-            <w:color w:val="0000EE"/>
-            <w:u w:val="single"/>
-          </w:rPr>
-          <w:t>Romans 1:13</w:t>
-        </w:r>
-      </w:hyperlink>
+      <w:r>
+        <w:rPr>
+          <w:lang w:val="en_US" w:bidi="en_US"/>
+        </w:rPr>
+        <w:t>Romans 1:13</w:t>
+      </w:r>
       <w:r>
         <w:rPr>
           <w:lang w:val="en_US" w:bidi="en_US"/>
         </w:rPr>
         <w:t>). But during his travels, he met some Christians from Rome, including Priscilla (also called Prisca) and Aquil (</w:t>
       </w:r>
-      <w:hyperlink r:id="rId16">
-        <w:r>
-          <w:rPr>
-            <w:lang w:val="en_US" w:bidi="en_US"/>
-          </w:rPr>
-          <w:rPr>
-            <w:color w:val="0000EE"/>
-            <w:u w:val="single"/>
-          </w:rPr>
-          <w:t>Romans 16:3–4</w:t>
-        </w:r>
-      </w:hyperlink>
+      <w:r>
+        <w:rPr>
+          <w:lang w:val="en_US" w:bidi="en_US"/>
+        </w:rPr>
+        <w:t>Romans 16:3–4</w:t>
+      </w:r>
       <w:r>
         <w:rPr>
           <w:lang w:val="en_US" w:bidi="en_US"/>
         </w:rPr>
         <w:t xml:space="preserve">; compare </w:t>
       </w:r>
-      <w:hyperlink r:id="rId14">
-        <w:r>
-          <w:rPr>
-            <w:lang w:val="en_US" w:bidi="en_US"/>
-          </w:rPr>
-          <w:rPr>
-            <w:color w:val="0000EE"/>
-            <w:u w:val="single"/>
-          </w:rPr>
-          <w:t>Acts 18:2</w:t>
-        </w:r>
-      </w:hyperlink>
+      <w:r>
+        <w:rPr>
+          <w:lang w:val="en_US" w:bidi="en_US"/>
+        </w:rPr>
+        <w:t>Acts 18:2</w:t>
+      </w:r>
       <w:r>
         <w:rPr>
           <w:lang w:val="en_US" w:bidi="en_US"/>
@@ -390,18 +360,12 @@
         </w:rPr>
         <w:t xml:space="preserve">Paul probably wrote Romans around AD 57. At that time, the Christian community in Rome was divided into two main groups. The Gentile Christians were now the larger group. They were less focused on the Old Testament and the law of Moses than the Jewish Christians were. Some of them may even have looked down on the Jewish Christians (see </w:t>
       </w:r>
-      <w:hyperlink r:id="rId17">
-        <w:r>
-          <w:rPr>
-            <w:lang w:val="en_US" w:bidi="en_US"/>
-          </w:rPr>
-          <w:rPr>
-            <w:color w:val="0000EE"/>
-            <w:u w:val="single"/>
-          </w:rPr>
-          <w:t>Romans 11:25</w:t>
-        </w:r>
-      </w:hyperlink>
+      <w:r>
+        <w:rPr>
+          <w:lang w:val="en_US" w:bidi="en_US"/>
+        </w:rPr>
+        <w:t>Romans 11:25</w:t>
+      </w:r>
       <w:r>
         <w:rPr>
           <w:lang w:val="en_US" w:bidi="en_US"/>
@@ -447,54 +411,36 @@
         </w:rPr>
         <w:t>In the opening part of the letter, Paul introduces himself and the Roman Christians (</w:t>
       </w:r>
-      <w:hyperlink r:id="rId18">
-        <w:r>
-          <w:rPr>
-            <w:lang w:val="en_US" w:bidi="en_US"/>
-          </w:rPr>
-          <w:rPr>
-            <w:color w:val="0000EE"/>
-            <w:u w:val="single"/>
-          </w:rPr>
-          <w:t>1:1–17.</w:t>
-        </w:r>
-      </w:hyperlink>
+      <w:r>
+        <w:rPr>
+          <w:lang w:val="en_US" w:bidi="en_US"/>
+        </w:rPr>
+        <w:t>1:1–17.</w:t>
+      </w:r>
       <w:r>
         <w:rPr>
           <w:lang w:val="en_US" w:bidi="en_US"/>
         </w:rPr>
         <w:t xml:space="preserve"> He thanks God for them (</w:t>
       </w:r>
-      <w:hyperlink r:id="rId19">
-        <w:r>
-          <w:rPr>
-            <w:lang w:val="en_US" w:bidi="en_US"/>
-          </w:rPr>
-          <w:rPr>
-            <w:color w:val="0000EE"/>
-            <w:u w:val="single"/>
-          </w:rPr>
-          <w:t>1:1–7</w:t>
-        </w:r>
-      </w:hyperlink>
+      <w:r>
+        <w:rPr>
+          <w:lang w:val="en_US" w:bidi="en_US"/>
+        </w:rPr>
+        <w:t>1:1–7</w:t>
+      </w:r>
       <w:r>
         <w:rPr>
           <w:lang w:val="en_US" w:bidi="en_US"/>
         </w:rPr>
         <w:t xml:space="preserve">). He also introduces the main theme of the letter: the good news about Jesus ("the gospel,” </w:t>
       </w:r>
-      <w:hyperlink r:id="rId20">
-        <w:r>
-          <w:rPr>
-            <w:lang w:val="en_US" w:bidi="en_US"/>
-          </w:rPr>
-          <w:rPr>
-            <w:color w:val="0000EE"/>
-            <w:u w:val="single"/>
-          </w:rPr>
-          <w:t>1:16–17</w:t>
-        </w:r>
-      </w:hyperlink>
+      <w:r>
+        <w:rPr>
+          <w:lang w:val="en_US" w:bidi="en_US"/>
+        </w:rPr>
+        <w:t>1:16–17</w:t>
+      </w:r>
       <w:r>
         <w:rPr>
           <w:lang w:val="en_US" w:bidi="en_US"/>
@@ -515,54 +461,36 @@
         </w:rPr>
         <w:t>Before Paul explains this good news, he shows why all people need it. All people have sinned against God. Gentiles have turned away from what God showed them about himself (</w:t>
       </w:r>
-      <w:hyperlink r:id="rId21">
-        <w:r>
-          <w:rPr>
-            <w:lang w:val="en_US" w:bidi="en_US"/>
-          </w:rPr>
-          <w:rPr>
-            <w:color w:val="0000EE"/>
-            <w:u w:val="single"/>
-          </w:rPr>
-          <w:t>1:18–32</w:t>
-        </w:r>
-      </w:hyperlink>
+      <w:r>
+        <w:rPr>
+          <w:lang w:val="en_US" w:bidi="en_US"/>
+        </w:rPr>
+        <w:t>1:18–32</w:t>
+      </w:r>
       <w:r>
         <w:rPr>
           <w:lang w:val="en_US" w:bidi="en_US"/>
         </w:rPr>
         <w:t>). Jews have also turned away from what God showed them (</w:t>
       </w:r>
-      <w:hyperlink r:id="rId22">
-        <w:r>
-          <w:rPr>
-            <w:lang w:val="en_US" w:bidi="en_US"/>
-          </w:rPr>
-          <w:rPr>
-            <w:color w:val="0000EE"/>
-            <w:u w:val="single"/>
-          </w:rPr>
-          <w:t>2:1–3:8</w:t>
-        </w:r>
-      </w:hyperlink>
+      <w:r>
+        <w:rPr>
+          <w:lang w:val="en_US" w:bidi="en_US"/>
+        </w:rPr>
+        <w:t>2:1–3:8</w:t>
+      </w:r>
       <w:r>
         <w:rPr>
           <w:lang w:val="en_US" w:bidi="en_US"/>
         </w:rPr>
         <w:t>). All are "under sin," that is, under sin’s power (</w:t>
       </w:r>
-      <w:hyperlink r:id="rId23">
-        <w:r>
-          <w:rPr>
-            <w:lang w:val="en_US" w:bidi="en_US"/>
-          </w:rPr>
-          <w:rPr>
-            <w:color w:val="0000EE"/>
-            <w:u w:val="single"/>
-          </w:rPr>
-          <w:t>3:9–20</w:t>
-        </w:r>
-      </w:hyperlink>
+      <w:r>
+        <w:rPr>
+          <w:lang w:val="en_US" w:bidi="en_US"/>
+        </w:rPr>
+        <w:t>3:9–20</w:t>
+      </w:r>
       <w:r>
         <w:rPr>
           <w:lang w:val="en_US" w:bidi="en_US"/>
@@ -583,18 +511,12 @@
         </w:rPr>
         <w:t>Into this hopeless situation comes the good news. It shows a new way to be made right with God. God provided this way by sending Jesus as a sacrifice for sin. All people can receive the benefits of this sacrifice by faith (</w:t>
       </w:r>
-      <w:hyperlink r:id="rId24">
-        <w:r>
-          <w:rPr>
-            <w:lang w:val="en_US" w:bidi="en_US"/>
-          </w:rPr>
-          <w:rPr>
-            <w:color w:val="0000EE"/>
-            <w:u w:val="single"/>
-          </w:rPr>
-          <w:t>3:21–26</w:t>
-        </w:r>
-      </w:hyperlink>
+      <w:r>
+        <w:rPr>
+          <w:lang w:val="en_US" w:bidi="en_US"/>
+        </w:rPr>
+        <w:t>3:21–26</w:t>
+      </w:r>
       <w:r>
         <w:rPr>
           <w:lang w:val="en_US" w:bidi="en_US"/>
@@ -615,54 +537,36 @@
         </w:rPr>
         <w:t xml:space="preserve">In </w:t>
       </w:r>
-      <w:hyperlink r:id="rId25">
-        <w:r>
-          <w:rPr>
-            <w:lang w:val="en_US" w:bidi="en_US"/>
-          </w:rPr>
-          <w:rPr>
-            <w:color w:val="0000EE"/>
-            <w:u w:val="single"/>
-          </w:rPr>
-          <w:t>3:27–4:25</w:t>
-        </w:r>
-      </w:hyperlink>
+      <w:r>
+        <w:rPr>
+          <w:lang w:val="en_US" w:bidi="en_US"/>
+        </w:rPr>
+        <w:t>3:27–4:25</w:t>
+      </w:r>
       <w:r>
         <w:rPr>
           <w:lang w:val="en_US" w:bidi="en_US"/>
         </w:rPr>
         <w:t>, Paul explains why faith is so important. Faith leaves no room for boasting. It also gives both Jews and Gentiles the same access to God’s grace in Christ (</w:t>
       </w:r>
-      <w:hyperlink r:id="rId26">
-        <w:r>
-          <w:rPr>
-            <w:lang w:val="en_US" w:bidi="en_US"/>
-          </w:rPr>
-          <w:rPr>
-            <w:color w:val="0000EE"/>
-            <w:u w:val="single"/>
-          </w:rPr>
-          <w:t>3:27–31</w:t>
-        </w:r>
-      </w:hyperlink>
+      <w:r>
+        <w:rPr>
+          <w:lang w:val="en_US" w:bidi="en_US"/>
+        </w:rPr>
+        <w:t>3:27–31</w:t>
+      </w:r>
       <w:r>
         <w:rPr>
           <w:lang w:val="en_US" w:bidi="en_US"/>
         </w:rPr>
         <w:t xml:space="preserve">). develops these same points through reference to Abraham (chapter </w:t>
       </w:r>
-      <w:hyperlink r:id="rId27">
-        <w:r>
-          <w:rPr>
-            <w:lang w:val="en_US" w:bidi="en_US"/>
-          </w:rPr>
-          <w:rPr>
-            <w:color w:val="0000EE"/>
-            <w:u w:val="single"/>
-          </w:rPr>
-          <w:t>4</w:t>
-        </w:r>
-      </w:hyperlink>
+      <w:r>
+        <w:rPr>
+          <w:lang w:val="en_US" w:bidi="en_US"/>
+        </w:rPr>
+        <w:t>4</w:t>
+      </w:r>
       <w:r>
         <w:rPr>
           <w:lang w:val="en_US" w:bidi="en_US"/>
@@ -683,54 +587,36 @@
         </w:rPr>
         <w:t xml:space="preserve">In </w:t>
       </w:r>
-      <w:hyperlink r:id="rId28">
-        <w:r>
-          <w:rPr>
-            <w:lang w:val="en_US" w:bidi="en_US"/>
-          </w:rPr>
-          <w:rPr>
-            <w:color w:val="0000EE"/>
-            <w:u w:val="single"/>
-          </w:rPr>
-          <w:t>chapters 5–8</w:t>
-        </w:r>
-      </w:hyperlink>
+      <w:r>
+        <w:rPr>
+          <w:lang w:val="en_US" w:bidi="en_US"/>
+        </w:rPr>
+        <w:t>chapters 5–8</w:t>
+      </w:r>
       <w:r>
         <w:rPr>
           <w:lang w:val="en_US" w:bidi="en_US"/>
         </w:rPr>
         <w:t>, Paul discusses the assurance or security of salvation. Believers can be sure that they will share in God’s glory (</w:t>
       </w:r>
-      <w:hyperlink r:id="rId29">
-        <w:r>
-          <w:rPr>
-            <w:lang w:val="en_US" w:bidi="en_US"/>
-          </w:rPr>
-          <w:rPr>
-            <w:color w:val="0000EE"/>
-            <w:u w:val="single"/>
-          </w:rPr>
-          <w:t>5:1–11</w:t>
-        </w:r>
-      </w:hyperlink>
+      <w:r>
+        <w:rPr>
+          <w:lang w:val="en_US" w:bidi="en_US"/>
+        </w:rPr>
+        <w:t>5:1–11</w:t>
+      </w:r>
       <w:r>
         <w:rPr>
           <w:lang w:val="en_US" w:bidi="en_US"/>
         </w:rPr>
         <w:t>). This hope is based on what Jesus Christ has done. Jesus more than reversed the terrible effects of Adam’s sin (</w:t>
       </w:r>
-      <w:hyperlink r:id="rId30">
-        <w:r>
-          <w:rPr>
-            <w:lang w:val="en_US" w:bidi="en_US"/>
-          </w:rPr>
-          <w:rPr>
-            <w:color w:val="0000EE"/>
-            <w:u w:val="single"/>
-          </w:rPr>
-          <w:t>5:12–21</w:t>
-        </w:r>
-      </w:hyperlink>
+      <w:r>
+        <w:rPr>
+          <w:lang w:val="en_US" w:bidi="en_US"/>
+        </w:rPr>
+        <w:t>5:12–21</w:t>
+      </w:r>
       <w:r>
         <w:rPr>
           <w:lang w:val="en_US" w:bidi="en_US"/>
@@ -751,72 +637,48 @@
         </w:rPr>
         <w:t>Sin cannot stop God from completing his purposes for believers (</w:t>
       </w:r>
-      <w:hyperlink r:id="rId31">
-        <w:r>
-          <w:rPr>
-            <w:lang w:val="en_US" w:bidi="en_US"/>
-          </w:rPr>
-          <w:rPr>
-            <w:color w:val="0000EE"/>
-            <w:u w:val="single"/>
-          </w:rPr>
-          <w:t>chapter 6</w:t>
-        </w:r>
-      </w:hyperlink>
+      <w:r>
+        <w:rPr>
+          <w:lang w:val="en_US" w:bidi="en_US"/>
+        </w:rPr>
+        <w:t>chapter 6</w:t>
+      </w:r>
       <w:r>
         <w:rPr>
           <w:lang w:val="en_US" w:bidi="en_US"/>
         </w:rPr>
         <w:t>). The law also cannot stop him (</w:t>
       </w:r>
-      <w:hyperlink r:id="rId32">
-        <w:r>
-          <w:rPr>
-            <w:lang w:val="en_US" w:bidi="en_US"/>
-          </w:rPr>
-          <w:rPr>
-            <w:color w:val="0000EE"/>
-            <w:u w:val="single"/>
-          </w:rPr>
-          <w:t>chapter 7</w:t>
-        </w:r>
-      </w:hyperlink>
+      <w:r>
+        <w:rPr>
+          <w:lang w:val="en_US" w:bidi="en_US"/>
+        </w:rPr>
+        <w:t>chapter 7</w:t>
+      </w:r>
       <w:r>
         <w:rPr>
           <w:lang w:val="en_US" w:bidi="en_US"/>
         </w:rPr>
         <w:t>) can stop God from fulfilling his plans for Christians. The Holy Spirit frees believers from death (</w:t>
       </w:r>
-      <w:hyperlink r:id="rId33">
-        <w:r>
-          <w:rPr>
-            <w:lang w:val="en_US" w:bidi="en_US"/>
-          </w:rPr>
-          <w:rPr>
-            <w:color w:val="0000EE"/>
-            <w:u w:val="single"/>
-          </w:rPr>
-          <w:t>8:1–17</w:t>
-        </w:r>
-      </w:hyperlink>
+      <w:r>
+        <w:rPr>
+          <w:lang w:val="en_US" w:bidi="en_US"/>
+        </w:rPr>
+        <w:t>8:1–17</w:t>
+      </w:r>
       <w:r>
         <w:rPr>
           <w:lang w:val="en_US" w:bidi="en_US"/>
         </w:rPr>
         <w:t>). He also assures them that present suffering will not keep them from the glory God has planned for them (</w:t>
       </w:r>
-      <w:hyperlink r:id="rId34">
-        <w:r>
-          <w:rPr>
-            <w:lang w:val="en_US" w:bidi="en_US"/>
-          </w:rPr>
-          <w:rPr>
-            <w:color w:val="0000EE"/>
-            <w:u w:val="single"/>
-          </w:rPr>
-          <w:t>8:18–39</w:t>
-        </w:r>
-      </w:hyperlink>
+      <w:r>
+        <w:rPr>
+          <w:lang w:val="en_US" w:bidi="en_US"/>
+        </w:rPr>
+        <w:t>8:18–39</w:t>
+      </w:r>
       <w:r>
         <w:rPr>
           <w:lang w:val="en_US" w:bidi="en_US"/>
@@ -837,18 +699,12 @@
         </w:rPr>
         <w:t>The good news (“the gospel”) is truly good news only if the message about Christ continues God’s promises in the Old Testament. But many Jews did not believe in Christ. This might seem to mean that God’s promises to Israel were not being fulfilled (</w:t>
       </w:r>
-      <w:hyperlink r:id="rId35">
-        <w:r>
-          <w:rPr>
-            <w:lang w:val="en_US" w:bidi="en_US"/>
-          </w:rPr>
-          <w:rPr>
-            <w:color w:val="0000EE"/>
-            <w:u w:val="single"/>
-          </w:rPr>
-          <w:t>9:1–5</w:t>
-        </w:r>
-      </w:hyperlink>
+      <w:r>
+        <w:rPr>
+          <w:lang w:val="en_US" w:bidi="en_US"/>
+        </w:rPr>
+        <w:t>9:1–5</w:t>
+      </w:r>
       <w:r>
         <w:rPr>
           <w:lang w:val="en_US" w:bidi="en_US"/>
@@ -869,90 +725,60 @@
         </w:rPr>
         <w:t xml:space="preserve">So in </w:t>
       </w:r>
-      <w:hyperlink r:id="rId36">
-        <w:r>
-          <w:rPr>
-            <w:lang w:val="en_US" w:bidi="en_US"/>
-          </w:rPr>
-          <w:rPr>
-            <w:color w:val="0000EE"/>
-            <w:u w:val="single"/>
-          </w:rPr>
-          <w:t>chapters 9–11</w:t>
-        </w:r>
-      </w:hyperlink>
+      <w:r>
+        <w:rPr>
+          <w:lang w:val="en_US" w:bidi="en_US"/>
+        </w:rPr>
+        <w:t>chapters 9–11</w:t>
+      </w:r>
       <w:r>
         <w:rPr>
           <w:lang w:val="en_US" w:bidi="en_US"/>
         </w:rPr>
         <w:t>, Paul shows that God is faithful to his promises. God had never promised salvation to all Jews, but only to a remnant, a smaller group he preserved (</w:t>
       </w:r>
-      <w:hyperlink r:id="rId37">
-        <w:r>
-          <w:rPr>
-            <w:lang w:val="en_US" w:bidi="en_US"/>
-          </w:rPr>
-          <w:rPr>
-            <w:color w:val="0000EE"/>
-            <w:u w:val="single"/>
-          </w:rPr>
-          <w:t>9:6–29</w:t>
-        </w:r>
-      </w:hyperlink>
+      <w:r>
+        <w:rPr>
+          <w:lang w:val="en_US" w:bidi="en_US"/>
+        </w:rPr>
+        <w:t>9:6–29</w:t>
+      </w:r>
       <w:r>
         <w:rPr>
           <w:lang w:val="en_US" w:bidi="en_US"/>
         </w:rPr>
         <w:t>). The Jews were responsible for their situation because they refused to recognize that God’s promises were fulfilled in Christ (</w:t>
       </w:r>
-      <w:hyperlink r:id="rId38">
-        <w:r>
-          <w:rPr>
-            <w:lang w:val="en_US" w:bidi="en_US"/>
-          </w:rPr>
-          <w:rPr>
-            <w:color w:val="0000EE"/>
-            <w:u w:val="single"/>
-          </w:rPr>
-          <w:t>9:30–10:21</w:t>
-        </w:r>
-      </w:hyperlink>
+      <w:r>
+        <w:rPr>
+          <w:lang w:val="en_US" w:bidi="en_US"/>
+        </w:rPr>
+        <w:t>9:30–10:21</w:t>
+      </w:r>
       <w:r>
         <w:rPr>
           <w:lang w:val="en_US" w:bidi="en_US"/>
         </w:rPr>
         <w:t>). Even so, God was still preserving a remnant of Jewish believers (</w:t>
       </w:r>
-      <w:hyperlink r:id="rId39">
-        <w:r>
-          <w:rPr>
-            <w:lang w:val="en_US" w:bidi="en_US"/>
-          </w:rPr>
-          <w:rPr>
-            <w:color w:val="0000EE"/>
-            <w:u w:val="single"/>
-          </w:rPr>
-          <w:t>11:1–10</w:t>
-        </w:r>
-      </w:hyperlink>
+      <w:r>
+        <w:rPr>
+          <w:lang w:val="en_US" w:bidi="en_US"/>
+        </w:rPr>
+        <w:t>11:1–10</w:t>
+      </w:r>
       <w:r>
         <w:rPr>
           <w:lang w:val="en_US" w:bidi="en_US"/>
         </w:rPr>
         <w:t>). God also still had more to do for his people Israel (</w:t>
       </w:r>
-      <w:hyperlink r:id="rId40">
-        <w:r>
-          <w:rPr>
-            <w:lang w:val="en_US" w:bidi="en_US"/>
-          </w:rPr>
-          <w:rPr>
-            <w:color w:val="0000EE"/>
-            <w:u w:val="single"/>
-          </w:rPr>
-          <w:t>11:11–36</w:t>
-        </w:r>
-      </w:hyperlink>
+      <w:r>
+        <w:rPr>
+          <w:lang w:val="en_US" w:bidi="en_US"/>
+        </w:rPr>
+        <w:t>11:11–36</w:t>
+      </w:r>
       <w:r>
         <w:rPr>
           <w:lang w:val="en_US" w:bidi="en_US"/>
@@ -973,36 +799,24 @@
         </w:rPr>
         <w:t xml:space="preserve">Trusting in the good news about Jesus rescues people from the punishment of sin. It also changes a person’s life. In </w:t>
       </w:r>
-      <w:hyperlink r:id="rId41">
-        <w:r>
-          <w:rPr>
-            <w:lang w:val="en_US" w:bidi="en_US"/>
-          </w:rPr>
-          <w:rPr>
-            <w:color w:val="0000EE"/>
-            <w:u w:val="single"/>
-          </w:rPr>
-          <w:t>12:1–15:13</w:t>
-        </w:r>
-      </w:hyperlink>
+      <w:r>
+        <w:rPr>
+          <w:lang w:val="en_US" w:bidi="en_US"/>
+        </w:rPr>
+        <w:t>12:1–15:13</w:t>
+      </w:r>
       <w:r>
         <w:rPr>
           <w:lang w:val="en_US" w:bidi="en_US"/>
         </w:rPr>
         <w:t>, Paul explains the transforming power of the good news. This change calls for a new way of thinking and living (</w:t>
       </w:r>
-      <w:hyperlink r:id="rId42">
-        <w:r>
-          <w:rPr>
-            <w:lang w:val="en_US" w:bidi="en_US"/>
-          </w:rPr>
-          <w:rPr>
-            <w:color w:val="0000EE"/>
-            <w:u w:val="single"/>
-          </w:rPr>
-          <w:t>12:1–2</w:t>
-        </w:r>
-      </w:hyperlink>
+      <w:r>
+        <w:rPr>
+          <w:lang w:val="en_US" w:bidi="en_US"/>
+        </w:rPr>
+        <w:t>12:1–2</w:t>
+      </w:r>
       <w:r>
         <w:rPr>
           <w:lang w:val="en_US" w:bidi="en_US"/>
@@ -1027,18 +841,12 @@
         </w:rPr>
         <w:t>peace within the community (</w:t>
       </w:r>
-      <w:hyperlink r:id="rId43">
-        <w:r>
-          <w:rPr>
-            <w:lang w:val="en_US" w:bidi="en_US"/>
-          </w:rPr>
-          <w:rPr>
-            <w:color w:val="0000EE"/>
-            <w:u w:val="single"/>
-          </w:rPr>
-          <w:t>12:3–8</w:t>
-        </w:r>
-      </w:hyperlink>
+      <w:r>
+        <w:rPr>
+          <w:lang w:val="en_US" w:bidi="en_US"/>
+        </w:rPr>
+        <w:t>12:3–8</w:t>
+      </w:r>
       <w:r>
         <w:rPr>
           <w:lang w:val="en_US" w:bidi="en_US"/>
@@ -1063,36 +871,24 @@
         </w:rPr>
         <w:t>acts of love (</w:t>
       </w:r>
-      <w:hyperlink r:id="rId44">
-        <w:r>
-          <w:rPr>
-            <w:lang w:val="en_US" w:bidi="en_US"/>
-          </w:rPr>
-          <w:rPr>
-            <w:color w:val="0000EE"/>
-            <w:u w:val="single"/>
-          </w:rPr>
-          <w:t>12:9–21</w:t>
-        </w:r>
-      </w:hyperlink>
+      <w:r>
+        <w:rPr>
+          <w:lang w:val="en_US" w:bidi="en_US"/>
+        </w:rPr>
+        <w:t>12:9–21</w:t>
+      </w:r>
       <w:r>
         <w:rPr>
           <w:lang w:val="en_US" w:bidi="en_US"/>
         </w:rPr>
         <w:t xml:space="preserve">; see also </w:t>
       </w:r>
-      <w:hyperlink r:id="rId45">
-        <w:r>
-          <w:rPr>
-            <w:lang w:val="en_US" w:bidi="en_US"/>
-          </w:rPr>
-          <w:rPr>
-            <w:color w:val="0000EE"/>
-            <w:u w:val="single"/>
-          </w:rPr>
-          <w:t>13:8–10</w:t>
-        </w:r>
-      </w:hyperlink>
+      <w:r>
+        <w:rPr>
+          <w:lang w:val="en_US" w:bidi="en_US"/>
+        </w:rPr>
+        <w:t>13:8–10</w:t>
+      </w:r>
       <w:r>
         <w:rPr>
           <w:lang w:val="en_US" w:bidi="en_US"/>
@@ -1117,18 +913,12 @@
         </w:rPr>
         <w:t>submission to the government (</w:t>
       </w:r>
-      <w:hyperlink r:id="rId46">
-        <w:r>
-          <w:rPr>
-            <w:lang w:val="en_US" w:bidi="en_US"/>
-          </w:rPr>
-          <w:rPr>
-            <w:color w:val="0000EE"/>
-            <w:u w:val="single"/>
-          </w:rPr>
-          <w:t>13:1–7</w:t>
-        </w:r>
-      </w:hyperlink>
+      <w:r>
+        <w:rPr>
+          <w:lang w:val="en_US" w:bidi="en_US"/>
+        </w:rPr>
+        <w:t>13:1–7</w:t>
+      </w:r>
       <w:r>
         <w:rPr>
           <w:lang w:val="en_US" w:bidi="en_US"/>
@@ -1149,18 +939,12 @@
         </w:rPr>
         <w:t>This changed life gets its power from what God has already done. It also becomes urgent because of what God still plans to do (</w:t>
       </w:r>
-      <w:hyperlink r:id="rId47">
-        <w:r>
-          <w:rPr>
-            <w:lang w:val="en_US" w:bidi="en_US"/>
-          </w:rPr>
-          <w:rPr>
-            <w:color w:val="0000EE"/>
-            <w:u w:val="single"/>
-          </w:rPr>
-          <w:t>13:11–14</w:t>
-        </w:r>
-      </w:hyperlink>
+      <w:r>
+        <w:rPr>
+          <w:lang w:val="en_US" w:bidi="en_US"/>
+        </w:rPr>
+        <w:t>13:11–14</w:t>
+      </w:r>
       <w:r>
         <w:rPr>
           <w:lang w:val="en_US" w:bidi="en_US"/>
@@ -1181,18 +965,12 @@
         </w:rPr>
         <w:t xml:space="preserve">In </w:t>
       </w:r>
-      <w:hyperlink r:id="rId48">
-        <w:r>
-          <w:rPr>
-            <w:lang w:val="en_US" w:bidi="en_US"/>
-          </w:rPr>
-          <w:rPr>
-            <w:color w:val="0000EE"/>
-            <w:u w:val="single"/>
-          </w:rPr>
-          <w:t>14:1–15:13</w:t>
-        </w:r>
-      </w:hyperlink>
+      <w:r>
+        <w:rPr>
+          <w:lang w:val="en_US" w:bidi="en_US"/>
+        </w:rPr>
+        <w:t>14:1–15:13</w:t>
+      </w:r>
       <w:r>
         <w:rPr>
           <w:lang w:val="en_US" w:bidi="en_US"/>
@@ -1213,36 +991,24 @@
         </w:rPr>
         <w:t>At the end of Romans, Paul returns to the form of a letter. He writes about his ministry and travel plans (</w:t>
       </w:r>
-      <w:hyperlink r:id="rId49">
-        <w:r>
-          <w:rPr>
-            <w:lang w:val="en_US" w:bidi="en_US"/>
-          </w:rPr>
-          <w:rPr>
-            <w:color w:val="0000EE"/>
-            <w:u w:val="single"/>
-          </w:rPr>
-          <w:t>15:14–33</w:t>
-        </w:r>
-      </w:hyperlink>
+      <w:r>
+        <w:rPr>
+          <w:lang w:val="en_US" w:bidi="en_US"/>
+        </w:rPr>
+        <w:t>15:14–33</w:t>
+      </w:r>
       <w:r>
         <w:rPr>
           <w:lang w:val="en_US" w:bidi="en_US"/>
         </w:rPr>
         <w:t>). He greets and praises fellow workers and other Christians (</w:t>
       </w:r>
-      <w:hyperlink r:id="rId50">
-        <w:r>
-          <w:rPr>
-            <w:lang w:val="en_US" w:bidi="en_US"/>
-          </w:rPr>
-          <w:rPr>
-            <w:color w:val="0000EE"/>
-            <w:u w:val="single"/>
-          </w:rPr>
-          <w:t>16:1–16</w:t>
-        </w:r>
-      </w:hyperlink>
+      <w:r>
+        <w:rPr>
+          <w:lang w:val="en_US" w:bidi="en_US"/>
+        </w:rPr>
+        <w:t>16:1–16</w:t>
+      </w:r>
       <w:r>
         <w:rPr>
           <w:lang w:val="en_US" w:bidi="en_US"/>
@@ -1303,18 +1069,12 @@
         </w:rPr>
         <w:t>a doxology, a short statement of praise to God (</w:t>
       </w:r>
-      <w:hyperlink r:id="rId51">
-        <w:r>
-          <w:rPr>
-            <w:lang w:val="en_US" w:bidi="en_US"/>
-          </w:rPr>
-          <w:rPr>
-            <w:color w:val="0000EE"/>
-            <w:u w:val="single"/>
-          </w:rPr>
-          <w:t>16:17–27</w:t>
-        </w:r>
-      </w:hyperlink>
+      <w:r>
+        <w:rPr>
+          <w:lang w:val="en_US" w:bidi="en_US"/>
+        </w:rPr>
+        <w:t>16:17–27</w:t>
+      </w:r>
       <w:r>
         <w:rPr>
           <w:lang w:val="en_US" w:bidi="en_US"/>
@@ -1346,36 +1106,24 @@
         </w:rPr>
         <w:t>Paul probably wrote Romans during a three-month stay in Corinth, near the end of his third missionary journey (</w:t>
       </w:r>
-      <w:hyperlink r:id="rId52">
-        <w:r>
-          <w:rPr>
-            <w:lang w:val="en_US" w:bidi="en_US"/>
-          </w:rPr>
-          <w:rPr>
-            <w:color w:val="0000EE"/>
-            <w:u w:val="single"/>
-          </w:rPr>
-          <w:t>Acts 20:2–3</w:t>
-        </w:r>
-      </w:hyperlink>
+      <w:r>
+        <w:rPr>
+          <w:lang w:val="en_US" w:bidi="en_US"/>
+        </w:rPr>
+        <w:t>Acts 20:2–3</w:t>
+      </w:r>
       <w:r>
         <w:rPr>
           <w:lang w:val="en_US" w:bidi="en_US"/>
         </w:rPr>
         <w:t xml:space="preserve">). This was around AD 57. </w:t>
       </w:r>
-      <w:hyperlink r:id="rId53">
-        <w:r>
-          <w:rPr>
-            <w:lang w:val="en_US" w:bidi="en_US"/>
-          </w:rPr>
-          <w:rPr>
-            <w:color w:val="0000EE"/>
-            <w:u w:val="single"/>
-          </w:rPr>
-          <w:t xml:space="preserve">Romans 16:1 </w:t>
-        </w:r>
-      </w:hyperlink>
+      <w:r>
+        <w:rPr>
+          <w:lang w:val="en_US" w:bidi="en_US"/>
+        </w:rPr>
+        <w:t xml:space="preserve">Romans 16:1 </w:t>
+      </w:r>
       <w:r>
         <w:rPr>
           <w:lang w:val="en_US" w:bidi="en_US"/>
@@ -1396,18 +1144,12 @@
         </w:rPr>
         <w:t>We can understand why Paul wrote Romans by looking at what he says about his past work and future travel plans (</w:t>
       </w:r>
-      <w:hyperlink r:id="rId49">
-        <w:r>
-          <w:rPr>
-            <w:lang w:val="en_US" w:bidi="en_US"/>
-          </w:rPr>
-          <w:rPr>
-            <w:color w:val="0000EE"/>
-            <w:u w:val="single"/>
-          </w:rPr>
-          <w:t>15:14–33</w:t>
-        </w:r>
-      </w:hyperlink>
+      <w:r>
+        <w:rPr>
+          <w:lang w:val="en_US" w:bidi="en_US"/>
+        </w:rPr>
+        <w:t>15:14–33</w:t>
+      </w:r>
       <w:r>
         <w:rPr>
           <w:lang w:val="en_US" w:bidi="en_US"/>
@@ -1448,18 +1190,12 @@
         </w:rPr>
         <w:t>" (</w:t>
       </w:r>
-      <w:hyperlink r:id="rId54">
-        <w:r>
-          <w:rPr>
-            <w:lang w:val="en_US" w:bidi="en_US"/>
-          </w:rPr>
-          <w:rPr>
-            <w:color w:val="0000EE"/>
-            <w:u w:val="single"/>
-          </w:rPr>
-          <w:t>15:19</w:t>
-        </w:r>
-      </w:hyperlink>
+      <w:r>
+        <w:rPr>
+          <w:lang w:val="en_US" w:bidi="en_US"/>
+        </w:rPr>
+        <w:t>15:19</w:t>
+      </w:r>
       <w:r>
         <w:rPr>
           <w:lang w:val="en_US" w:bidi="en_US"/>
@@ -1484,72 +1220,48 @@
         </w:rPr>
         <w:t>Paul planned to go to Jerusalem. He wanted to deliver a gift to the believers there (</w:t>
       </w:r>
-      <w:hyperlink r:id="rId55">
-        <w:r>
-          <w:rPr>
-            <w:lang w:val="en_US" w:bidi="en_US"/>
-          </w:rPr>
-          <w:rPr>
-            <w:color w:val="0000EE"/>
-            <w:u w:val="single"/>
-          </w:rPr>
-          <w:t>15:25</w:t>
-        </w:r>
-      </w:hyperlink>
+      <w:r>
+        <w:rPr>
+          <w:lang w:val="en_US" w:bidi="en_US"/>
+        </w:rPr>
+        <w:t>15:25</w:t>
+      </w:r>
       <w:r>
         <w:rPr>
           <w:lang w:val="en_US" w:bidi="en_US"/>
         </w:rPr>
         <w:t>). This gift was money collected from the Gentile churches Paul had started. It was meant to help the church in Jerusalem (</w:t>
       </w:r>
-      <w:hyperlink r:id="rId56">
-        <w:r>
-          <w:rPr>
-            <w:lang w:val="en_US" w:bidi="en_US"/>
-          </w:rPr>
-          <w:rPr>
-            <w:color w:val="0000EE"/>
-            <w:u w:val="single"/>
-          </w:rPr>
-          <w:t>15:26</w:t>
-        </w:r>
-      </w:hyperlink>
+      <w:r>
+        <w:rPr>
+          <w:lang w:val="en_US" w:bidi="en_US"/>
+        </w:rPr>
+        <w:t>15:26</w:t>
+      </w:r>
       <w:r>
         <w:rPr>
           <w:lang w:val="en_US" w:bidi="en_US"/>
         </w:rPr>
         <w:t xml:space="preserve">; see also </w:t>
       </w:r>
-      <w:hyperlink r:id="rId57">
-        <w:r>
-          <w:rPr>
-            <w:lang w:val="en_US" w:bidi="en_US"/>
-          </w:rPr>
-          <w:rPr>
-            <w:color w:val="0000EE"/>
-            <w:u w:val="single"/>
-          </w:rPr>
-          <w:t>1 Corinthians 16:1–4</w:t>
-        </w:r>
-      </w:hyperlink>
+      <w:r>
+        <w:rPr>
+          <w:lang w:val="en_US" w:bidi="en_US"/>
+        </w:rPr>
+        <w:t>1 Corinthians 16:1–4</w:t>
+      </w:r>
       <w:r>
         <w:rPr>
           <w:lang w:val="en_US" w:bidi="en_US"/>
         </w:rPr>
         <w:t xml:space="preserve">; </w:t>
       </w:r>
-      <w:hyperlink r:id="rId58">
-        <w:r>
-          <w:rPr>
-            <w:lang w:val="en_US" w:bidi="en_US"/>
-          </w:rPr>
-          <w:rPr>
-            <w:color w:val="0000EE"/>
-            <w:u w:val="single"/>
-          </w:rPr>
-          <w:t>2 Corinthians 8:1–9:15</w:t>
-        </w:r>
-      </w:hyperlink>
+      <w:r>
+        <w:rPr>
+          <w:lang w:val="en_US" w:bidi="en_US"/>
+        </w:rPr>
+        <w:t>2 Corinthians 8:1–9:15</w:t>
+      </w:r>
       <w:r>
         <w:rPr>
           <w:lang w:val="en_US" w:bidi="en_US"/>
@@ -1574,18 +1286,12 @@
         </w:rPr>
         <w:t>After visiting Jerusalem to deliver the gift, Paul planned to go to Rome (</w:t>
       </w:r>
-      <w:hyperlink r:id="rId59">
-        <w:r>
-          <w:rPr>
-            <w:lang w:val="en_US" w:bidi="en_US"/>
-          </w:rPr>
-          <w:rPr>
-            <w:color w:val="0000EE"/>
-            <w:u w:val="single"/>
-          </w:rPr>
-          <w:t>Romans 15:24</w:t>
-        </w:r>
-      </w:hyperlink>
+      <w:r>
+        <w:rPr>
+          <w:lang w:val="en_US" w:bidi="en_US"/>
+        </w:rPr>
+        <w:t>Romans 15:24</w:t>
+      </w:r>
       <w:r>
         <w:rPr>
           <w:lang w:val="en_US" w:bidi="en_US"/>
@@ -1610,18 +1316,12 @@
         </w:rPr>
         <w:t xml:space="preserve">Rome was not Paul’s final goal. </w:t>
       </w:r>
-      <w:hyperlink r:id="rId59">
-        <w:r>
-          <w:rPr>
-            <w:lang w:val="en_US" w:bidi="en_US"/>
-          </w:rPr>
-          <w:rPr>
-            <w:color w:val="0000EE"/>
-            <w:u w:val="single"/>
-          </w:rPr>
-          <w:t>Romans 15:24</w:t>
-        </w:r>
-      </w:hyperlink>
+      <w:r>
+        <w:rPr>
+          <w:lang w:val="en_US" w:bidi="en_US"/>
+        </w:rPr>
+        <w:t>Romans 15:24</w:t>
+      </w:r>
       <w:r>
         <w:rPr>
           <w:lang w:val="en_US" w:bidi="en_US"/>
@@ -1640,36 +1340,24 @@
         </w:rPr>
         <w:t>" (</w:t>
       </w:r>
-      <w:hyperlink r:id="rId60">
-        <w:r>
-          <w:rPr>
-            <w:lang w:val="en_US" w:bidi="en_US"/>
-          </w:rPr>
-          <w:rPr>
-            <w:color w:val="0000EE"/>
-            <w:u w:val="single"/>
-          </w:rPr>
-          <w:t>15:20</w:t>
-        </w:r>
-      </w:hyperlink>
+      <w:r>
+        <w:rPr>
+          <w:lang w:val="en_US" w:bidi="en_US"/>
+        </w:rPr>
+        <w:t>15:20</w:t>
+      </w:r>
       <w:r>
         <w:rPr>
           <w:lang w:val="en_US" w:bidi="en_US"/>
         </w:rPr>
         <w:t xml:space="preserve">, </w:t>
       </w:r>
-      <w:hyperlink r:id="rId59">
-        <w:r>
-          <w:rPr>
-            <w:lang w:val="en_US" w:bidi="en_US"/>
-          </w:rPr>
-          <w:rPr>
-            <w:color w:val="0000EE"/>
-            <w:u w:val="single"/>
-          </w:rPr>
-          <w:t>24</w:t>
-        </w:r>
-      </w:hyperlink>
+      <w:r>
+        <w:rPr>
+          <w:lang w:val="en_US" w:bidi="en_US"/>
+        </w:rPr>
+        <w:t>24</w:t>
+      </w:r>
       <w:r>
         <w:rPr>
           <w:lang w:val="en_US" w:bidi="en_US"/>
@@ -1794,36 +1482,24 @@
         </w:rPr>
         <w:t>Paul was at an important point in his ministry (</w:t>
       </w:r>
-      <w:hyperlink r:id="rId60">
-        <w:r>
-          <w:rPr>
-            <w:lang w:val="en_US" w:bidi="en_US"/>
-          </w:rPr>
-          <w:rPr>
-            <w:color w:val="0000EE"/>
-            <w:u w:val="single"/>
-          </w:rPr>
-          <w:t>15:20</w:t>
-        </w:r>
-      </w:hyperlink>
+      <w:r>
+        <w:rPr>
+          <w:lang w:val="en_US" w:bidi="en_US"/>
+        </w:rPr>
+        <w:t>15:20</w:t>
+      </w:r>
       <w:r>
         <w:rPr>
           <w:lang w:val="en_US" w:bidi="en_US"/>
         </w:rPr>
         <w:t>). He had fully shared the gospel in the eastern Mediterranean region (</w:t>
       </w:r>
-      <w:hyperlink r:id="rId54">
-        <w:r>
-          <w:rPr>
-            <w:lang w:val="en_US" w:bidi="en_US"/>
-          </w:rPr>
-          <w:rPr>
-            <w:color w:val="0000EE"/>
-            <w:u w:val="single"/>
-          </w:rPr>
-          <w:t>15:19</w:t>
-        </w:r>
-      </w:hyperlink>
+      <w:r>
+        <w:rPr>
+          <w:lang w:val="en_US" w:bidi="en_US"/>
+        </w:rPr>
+        <w:t>15:19</w:t>
+      </w:r>
       <w:r>
         <w:rPr>
           <w:lang w:val="en_US" w:bidi="en_US"/>
@@ -1869,18 +1545,12 @@
         </w:rPr>
         <w:t>Another purpose then becomes clear: Paul wanted support from the Roman Christians for his new mission to Spain. Paul’s sending church, Antioch, was far from Spain. So Paul looked for a new church to partner with him. The church in Rome was a natural choice (</w:t>
       </w:r>
-      <w:hyperlink r:id="rId59">
-        <w:r>
-          <w:rPr>
-            <w:lang w:val="en_US" w:bidi="en_US"/>
-          </w:rPr>
-          <w:rPr>
-            <w:color w:val="0000EE"/>
-            <w:u w:val="single"/>
-          </w:rPr>
-          <w:t>15:24</w:t>
-        </w:r>
-      </w:hyperlink>
+      <w:r>
+        <w:rPr>
+          <w:lang w:val="en_US" w:bidi="en_US"/>
+        </w:rPr>
+        <w:t>15:24</w:t>
+      </w:r>
       <w:r>
         <w:rPr>
           <w:lang w:val="en_US" w:bidi="en_US"/>
@@ -1940,18 +1610,12 @@
         </w:rPr>
         <w:t xml:space="preserve">Paul also wrote for a third reason: to help heal a division in the Christian community in Rome. The believers disagreed about how much the Old Testament law should continue to guide them (see </w:t>
       </w:r>
-      <w:hyperlink r:id="rId48">
-        <w:r>
-          <w:rPr>
-            <w:lang w:val="en_US" w:bidi="en_US"/>
-          </w:rPr>
-          <w:rPr>
-            <w:color w:val="0000EE"/>
-            <w:u w:val="single"/>
-          </w:rPr>
-          <w:t>14:1–15:13</w:t>
-        </w:r>
-      </w:hyperlink>
+      <w:r>
+        <w:rPr>
+          <w:lang w:val="en_US" w:bidi="en_US"/>
+        </w:rPr>
+        <w:t>14:1–15:13</w:t>
+      </w:r>
       <w:r>
         <w:rPr>
           <w:lang w:val="en_US" w:bidi="en_US"/>
@@ -2036,18 +1700,12 @@
         </w:rPr>
         <w:t xml:space="preserve">The Reformers understood Paul to be arguing against a legalistic form of Judaism. This means a way of thinking that says people must obey the law in order to be saved. Many Jews were deeply concerned with the law. This led some of them to think that faithfulness to the law was enough for salvation (for example, </w:t>
       </w:r>
-      <w:hyperlink r:id="rId61">
-        <w:r>
-          <w:rPr>
-            <w:lang w:val="en_US" w:bidi="en_US"/>
-          </w:rPr>
-          <w:rPr>
-            <w:color w:val="0000EE"/>
-            <w:u w:val="single"/>
-          </w:rPr>
-          <w:t>10:1–4</w:t>
-        </w:r>
-      </w:hyperlink>
+      <w:r>
+        <w:rPr>
+          <w:lang w:val="en_US" w:bidi="en_US"/>
+        </w:rPr>
+        <w:t>10:1–4</w:t>
+      </w:r>
       <w:r>
         <w:rPr>
           <w:lang w:val="en_US" w:bidi="en_US"/>
